--- a/06-学生侧材料/讲义/2026-06-23-晶体学基础.docx
+++ b/06-学生侧材料/讲义/2026-06-23-晶体学基础.docx
@@ -2,7 +2,7 @@
 <file path=word/document.xml><?xml version="1.0" encoding="utf-8"?>
 <w:document xmlns:w="http://schemas.openxmlformats.org/wordprocessingml/2006/main" xmlns:m="http://schemas.openxmlformats.org/officeDocument/2006/math" xmlns:r="http://schemas.openxmlformats.org/officeDocument/2006/relationships" xmlns:o="urn:schemas-microsoft-com:office:office" xmlns:v="urn:schemas-microsoft-com:vml" xmlns:w10="urn:schemas-microsoft-com:office:word" xmlns:a="http://schemas.openxmlformats.org/drawingml/2006/main" xmlns:pic="http://schemas.openxmlformats.org/drawingml/2006/picture" xmlns:wp="http://schemas.openxmlformats.org/drawingml/2006/wordprocessingDrawing">
   <w:body>
-    <w:bookmarkStart w:id="56" w:name="第六讲晶体学基础"/>
+    <w:bookmarkStart w:id="101" w:name="第六讲晶体学基础"/>
     <w:p>
       <w:pPr>
         <w:pStyle w:val="Heading1"/>
@@ -338,7 +338,7 @@
       </w:r>
     </w:p>
     <w:bookmarkEnd w:id="9"/>
-    <w:bookmarkStart w:id="13" w:name="一晶体与晶体的基本性质"/>
+    <w:bookmarkStart w:id="16" w:name="一晶体与晶体的基本性质"/>
     <w:p>
       <w:pPr>
         <w:pStyle w:val="Heading2"/>
@@ -413,7 +413,7 @@
           <w:p>
             <w:pPr>
               <w:pStyle w:val="Compact"/>
-              <w:jc w:val="left"/>
+              <w:jc w:val="center"/>
             </w:pPr>
             <w:r>
               <w:rPr>
@@ -429,7 +429,7 @@
           <w:p>
             <w:pPr>
               <w:pStyle w:val="Compact"/>
-              <w:jc w:val="left"/>
+              <w:jc w:val="center"/>
             </w:pPr>
             <w:r>
               <w:rPr>
@@ -445,7 +445,7 @@
           <w:p>
             <w:pPr>
               <w:pStyle w:val="Compact"/>
-              <w:jc w:val="left"/>
+              <w:jc w:val="center"/>
             </w:pPr>
             <w:r>
               <w:rPr>
@@ -463,7 +463,7 @@
           <w:p>
             <w:pPr>
               <w:pStyle w:val="Compact"/>
-              <w:jc w:val="left"/>
+              <w:jc w:val="center"/>
             </w:pPr>
             <w:r>
               <w:rPr>
@@ -480,7 +480,7 @@
           <w:p>
             <w:pPr>
               <w:pStyle w:val="Compact"/>
-              <w:jc w:val="left"/>
+              <w:jc w:val="center"/>
             </w:pPr>
             <w:r>
               <w:rPr>
@@ -495,7 +495,7 @@
           <w:p>
             <w:pPr>
               <w:pStyle w:val="Compact"/>
-              <w:jc w:val="left"/>
+              <w:jc w:val="center"/>
             </w:pPr>
             <w:r>
               <w:rPr>
@@ -512,7 +512,7 @@
           <w:p>
             <w:pPr>
               <w:pStyle w:val="Compact"/>
-              <w:jc w:val="left"/>
+              <w:jc w:val="center"/>
             </w:pPr>
             <w:r>
               <w:rPr>
@@ -529,7 +529,7 @@
           <w:p>
             <w:pPr>
               <w:pStyle w:val="Compact"/>
-              <w:jc w:val="left"/>
+              <w:jc w:val="center"/>
             </w:pPr>
             <w:r>
               <w:rPr>
@@ -544,7 +544,7 @@
           <w:p>
             <w:pPr>
               <w:pStyle w:val="Compact"/>
-              <w:jc w:val="left"/>
+              <w:jc w:val="center"/>
             </w:pPr>
             <w:r>
               <w:rPr>
@@ -561,7 +561,7 @@
           <w:p>
             <w:pPr>
               <w:pStyle w:val="Compact"/>
-              <w:jc w:val="left"/>
+              <w:jc w:val="center"/>
             </w:pPr>
             <w:r>
               <w:rPr>
@@ -578,7 +578,7 @@
           <w:p>
             <w:pPr>
               <w:pStyle w:val="Compact"/>
-              <w:jc w:val="left"/>
+              <w:jc w:val="center"/>
             </w:pPr>
             <w:r>
               <w:rPr>
@@ -593,7 +593,7 @@
           <w:p>
             <w:pPr>
               <w:pStyle w:val="Compact"/>
-              <w:jc w:val="left"/>
+              <w:jc w:val="center"/>
             </w:pPr>
             <w:r>
               <w:rPr>
@@ -677,7 +677,7 @@
           <w:p>
             <w:pPr>
               <w:pStyle w:val="Compact"/>
-              <w:jc w:val="left"/>
+              <w:jc w:val="center"/>
             </w:pPr>
             <w:r>
               <w:rPr>
@@ -694,7 +694,7 @@
           <w:p>
             <w:pPr>
               <w:pStyle w:val="Compact"/>
-              <w:jc w:val="left"/>
+              <w:jc w:val="center"/>
             </w:pPr>
             <w:r>
               <w:rPr>
@@ -709,7 +709,7 @@
           <w:p>
             <w:pPr>
               <w:pStyle w:val="Compact"/>
-              <w:jc w:val="left"/>
+              <w:jc w:val="center"/>
             </w:pPr>
             <w:r>
               <w:rPr>
@@ -741,7 +741,7 @@
       </w:r>
     </w:p>
     <w:bookmarkEnd w:id="11"/>
-    <w:bookmarkStart w:id="12" w:name="晶体与非晶体的对比"/>
+    <w:bookmarkStart w:id="15" w:name="晶体与非晶体的对比"/>
     <w:p>
       <w:pPr>
         <w:pStyle w:val="Heading3"/>
@@ -776,7 +776,7 @@
           <w:p>
             <w:pPr>
               <w:pStyle w:val="Compact"/>
-              <w:jc w:val="left"/>
+              <w:jc w:val="center"/>
             </w:pPr>
             <w:r>
               <w:rPr>
@@ -792,7 +792,7 @@
           <w:p>
             <w:pPr>
               <w:pStyle w:val="Compact"/>
-              <w:jc w:val="left"/>
+              <w:jc w:val="center"/>
             </w:pPr>
             <w:r>
               <w:rPr>
@@ -808,7 +808,7 @@
           <w:p>
             <w:pPr>
               <w:pStyle w:val="Compact"/>
-              <w:jc w:val="left"/>
+              <w:jc w:val="center"/>
             </w:pPr>
             <w:r>
               <w:rPr>
@@ -826,7 +826,7 @@
           <w:p>
             <w:pPr>
               <w:pStyle w:val="Compact"/>
-              <w:jc w:val="left"/>
+              <w:jc w:val="center"/>
             </w:pPr>
             <w:r>
               <w:rPr>
@@ -841,7 +841,7 @@
           <w:p>
             <w:pPr>
               <w:pStyle w:val="Compact"/>
-              <w:jc w:val="left"/>
+              <w:jc w:val="center"/>
             </w:pPr>
             <w:r>
               <w:rPr>
@@ -856,7 +856,7 @@
           <w:p>
             <w:pPr>
               <w:pStyle w:val="Compact"/>
-              <w:jc w:val="left"/>
+              <w:jc w:val="center"/>
             </w:pPr>
             <w:r>
               <w:rPr>
@@ -873,7 +873,7 @@
           <w:p>
             <w:pPr>
               <w:pStyle w:val="Compact"/>
-              <w:jc w:val="left"/>
+              <w:jc w:val="center"/>
             </w:pPr>
             <w:r>
               <w:rPr>
@@ -888,7 +888,7 @@
           <w:p>
             <w:pPr>
               <w:pStyle w:val="Compact"/>
-              <w:jc w:val="left"/>
+              <w:jc w:val="center"/>
             </w:pPr>
             <w:r>
               <w:rPr>
@@ -903,7 +903,7 @@
           <w:p>
             <w:pPr>
               <w:pStyle w:val="Compact"/>
-              <w:jc w:val="left"/>
+              <w:jc w:val="center"/>
             </w:pPr>
             <w:r>
               <w:rPr>
@@ -920,7 +920,7 @@
           <w:p>
             <w:pPr>
               <w:pStyle w:val="Compact"/>
-              <w:jc w:val="left"/>
+              <w:jc w:val="center"/>
             </w:pPr>
             <w:r>
               <w:rPr>
@@ -935,7 +935,7 @@
           <w:p>
             <w:pPr>
               <w:pStyle w:val="Compact"/>
-              <w:jc w:val="left"/>
+              <w:jc w:val="center"/>
             </w:pPr>
             <w:r>
               <w:rPr>
@@ -950,7 +950,7 @@
           <w:p>
             <w:pPr>
               <w:pStyle w:val="Compact"/>
-              <w:jc w:val="left"/>
+              <w:jc w:val="center"/>
             </w:pPr>
             <w:r>
               <w:rPr>
@@ -967,7 +967,7 @@
           <w:p>
             <w:pPr>
               <w:pStyle w:val="Compact"/>
-              <w:jc w:val="left"/>
+              <w:jc w:val="center"/>
             </w:pPr>
             <w:r>
               <w:rPr>
@@ -982,7 +982,7 @@
           <w:p>
             <w:pPr>
               <w:pStyle w:val="Compact"/>
-              <w:jc w:val="left"/>
+              <w:jc w:val="center"/>
             </w:pPr>
             <w:r>
               <w:rPr>
@@ -997,7 +997,7 @@
           <w:p>
             <w:pPr>
               <w:pStyle w:val="Compact"/>
-              <w:jc w:val="left"/>
+              <w:jc w:val="center"/>
             </w:pPr>
             <w:r>
               <w:rPr>
@@ -1014,7 +1014,7 @@
           <w:p>
             <w:pPr>
               <w:pStyle w:val="Compact"/>
-              <w:jc w:val="left"/>
+              <w:jc w:val="center"/>
             </w:pPr>
             <w:r>
               <w:rPr>
@@ -1029,7 +1029,7 @@
           <w:p>
             <w:pPr>
               <w:pStyle w:val="Compact"/>
-              <w:jc w:val="left"/>
+              <w:jc w:val="center"/>
             </w:pPr>
             <w:r>
               <w:rPr>
@@ -1044,7 +1044,7 @@
           <w:p>
             <w:pPr>
               <w:pStyle w:val="Compact"/>
-              <w:jc w:val="left"/>
+              <w:jc w:val="center"/>
             </w:pPr>
             <w:r>
               <w:rPr>
@@ -1059,51 +1059,108 @@
     <w:p>
       <w:pPr>
         <w:pStyle w:val="BodyText"/>
+        <w:jc w:val="center"/>
       </w:pPr>
       <w:r>
         <w:rPr>
-          <w:rFonts w:hint="eastAsia" w:eastAsia="SimSun" w:ascii="Times New Roman" w:hAnsi="Times New Roman"/>
-        </w:rPr>
-        <w:t xml:space="preserve">!石英晶体的不同外形</w:t>
-      </w:r>
-      <w:r>
-        <w:t xml:space="preserve"> </w:t>
-      </w:r>
-      <w:r>
-        <w:rPr>
-          <w:rFonts w:hint="eastAsia" w:eastAsia="SimSun" w:ascii="Times New Roman" w:hAnsi="Times New Roman"/>
-          <w:i/>
+          <w:b w:val="0"/>
+          <w:i w:val="0"/>
+          <w:sz w:val="21"/>
+        </w:rPr>
+        <w:drawing>
+          <wp:inline>
+            <wp:extent cx="5334000" cy="1543869"/>
+            <wp:effectExtent b="0" l="0" r="0" t="0"/>
+            <wp:docPr descr="石英晶体的不同外形" title="" id="13" name="Picture"/>
+            <a:graphic>
+              <a:graphicData uri="http://schemas.openxmlformats.org/drawingml/2006/picture">
+                <pic:pic>
+                  <pic:nvPicPr>
+                    <pic:cNvPr descr="media/13-1-quartz-crystal-faces-angle-constancy.jpg" id="14" name="Picture"/>
+                    <pic:cNvPicPr>
+                      <a:picLocks noChangeArrowheads="1" noChangeAspect="1"/>
+                    </pic:cNvPicPr>
+                  </pic:nvPicPr>
+                  <pic:blipFill>
+                    <a:blip r:embed="rId12"/>
+                    <a:stretch>
+                      <a:fillRect/>
+                    </a:stretch>
+                  </pic:blipFill>
+                  <pic:spPr bwMode="auto">
+                    <a:xfrm>
+                      <a:off x="0" y="0"/>
+                      <a:ext cx="5334000" cy="1543869"/>
+                    </a:xfrm>
+                    <a:prstGeom prst="rect">
+                      <a:avLst/>
+                    </a:prstGeom>
+                    <a:noFill/>
+                    <a:ln w="9525">
+                      <a:noFill/>
+                      <a:headEnd/>
+                      <a:tailEnd/>
+                    </a:ln>
+                  </pic:spPr>
+                </pic:pic>
+              </a:graphicData>
+            </a:graphic>
+          </wp:inline>
+        </w:drawing>
+      </w:r>
+      <w:r>
+        <w:rPr>
+          <w:b w:val="0"/>
+          <w:i w:val="0"/>
+          <w:sz w:val="21"/>
+        </w:rPr>
+        <w:t xml:space="preserve"> </w:t>
+      </w:r>
+      <w:r>
+        <w:rPr>
+          <w:rFonts w:hint="eastAsia" w:eastAsia="FangSong" w:ascii="Times New Roman" w:hAnsi="Times New Roman"/>
+          <w:b w:val="0"/>
+          <w:i w:val="0"/>
           <w:iCs/>
+          <w:sz w:val="21"/>
         </w:rPr>
         <w:t xml:space="preserve">图</w:t>
       </w:r>
       <w:r>
         <w:rPr>
-          <w:i/>
+          <w:b w:val="0"/>
+          <w:i w:val="0"/>
           <w:iCs/>
-        </w:rPr>
-        <w:t xml:space="preserve"> </w:t>
-      </w:r>
-      <w:r>
-        <w:rPr>
-          <w:rFonts w:hint="eastAsia" w:eastAsia="SimSun" w:ascii="Times New Roman" w:hAnsi="Times New Roman"/>
-          <w:i/>
+          <w:sz w:val="21"/>
+        </w:rPr>
+        <w:t xml:space="preserve"> </w:t>
+      </w:r>
+      <w:r>
+        <w:rPr>
+          <w:rFonts w:hint="eastAsia" w:eastAsia="FangSong" w:ascii="Times New Roman" w:hAnsi="Times New Roman"/>
+          <w:b w:val="0"/>
+          <w:i w:val="0"/>
           <w:iCs/>
+          <w:sz w:val="21"/>
         </w:rPr>
         <w:t xml:space="preserve">石英晶体的不同外形与晶面——虽然外形各异，但对应晶面间的夹角始终相等（晶面夹角守恒定律），这是晶体自范性的宏观体现（普化原理第4版</w:t>
       </w:r>
       <w:r>
         <w:rPr>
-          <w:i/>
+          <w:b w:val="0"/>
+          <w:i w:val="0"/>
           <w:iCs/>
-        </w:rPr>
-        <w:t xml:space="preserve"> </w:t>
-      </w:r>
-      <w:r>
-        <w:rPr>
-          <w:rFonts w:hint="eastAsia" w:eastAsia="SimSun" w:ascii="Times New Roman" w:hAnsi="Times New Roman"/>
-          <w:i/>
+          <w:sz w:val="21"/>
+        </w:rPr>
+        <w:t xml:space="preserve"> </w:t>
+      </w:r>
+      <w:r>
+        <w:rPr>
+          <w:rFonts w:hint="eastAsia" w:eastAsia="FangSong" w:ascii="Times New Roman" w:hAnsi="Times New Roman"/>
+          <w:b w:val="0"/>
+          <w:i w:val="0"/>
           <w:iCs/>
+          <w:sz w:val="21"/>
         </w:rPr>
         <w:t xml:space="preserve">图13.1）</w:t>
       </w:r>
@@ -1115,9 +1172,9 @@
         </w:pict>
       </w:r>
     </w:p>
-    <w:bookmarkEnd w:id="12"/>
-    <w:bookmarkEnd w:id="13"/>
-    <w:bookmarkStart w:id="17" w:name="二点阵理论"/>
+    <w:bookmarkEnd w:id="15"/>
+    <w:bookmarkEnd w:id="16"/>
+    <w:bookmarkStart w:id="35" w:name="二点阵理论"/>
     <w:p>
       <w:pPr>
         <w:pStyle w:val="Heading2"/>
@@ -1129,7 +1186,7 @@
         <w:t xml:space="preserve">二、点阵理论</w:t>
       </w:r>
     </w:p>
-    <w:bookmarkStart w:id="14" w:name="结构基元与点阵"/>
+    <w:bookmarkStart w:id="20" w:name="结构基元与点阵"/>
     <w:p>
       <w:pPr>
         <w:pStyle w:val="Heading3"/>
@@ -1210,6 +1267,14 @@
         <w:t xml:space="preserve"> </w:t>
       </w:r>
       <m:oMath>
+        <m:oMathPr>
+          <m:ctrlPr>
+            <w:rPr>
+              <w:sz w:val="28"/>
+              <w:szCs w:val="28"/>
+            </w:rPr>
+          </m:ctrlPr>
+        </m:oMathPr>
         <m:r>
           <m:rPr>
             <m:sty m:val="p"/>
@@ -1331,6 +1396,14 @@
         <w:t xml:space="preserve"> </w:t>
       </w:r>
       <m:oMath>
+        <m:oMathPr>
+          <m:ctrlPr>
+            <w:rPr>
+              <w:sz w:val="28"/>
+              <w:szCs w:val="28"/>
+            </w:rPr>
+          </m:ctrlPr>
+        </m:oMathPr>
         <m:r>
           <m:rPr>
             <m:sty m:val="p"/>
@@ -1491,6 +1564,12 @@
       <m:oMathPara>
         <m:oMathParaPr>
           <m:jc m:val="center"/>
+          <m:ctrlPr>
+            <w:rPr>
+              <w:sz w:val="28"/>
+              <w:szCs w:val="28"/>
+            </w:rPr>
+          </m:ctrlPr>
         </m:oMathParaPr>
         <m:oMath>
           <m:r>
@@ -1551,57 +1630,114 @@
     <w:p>
       <w:pPr>
         <w:pStyle w:val="BodyText"/>
+        <w:jc w:val="center"/>
       </w:pPr>
       <w:r>
         <w:rPr>
-          <w:rFonts w:hint="eastAsia" w:eastAsia="SimSun" w:ascii="Times New Roman" w:hAnsi="Times New Roman"/>
-        </w:rPr>
-        <w:t xml:space="preserve">!空间点阵与空间格子</w:t>
-      </w:r>
-      <w:r>
-        <w:t xml:space="preserve"> </w:t>
-      </w:r>
-      <w:r>
-        <w:rPr>
-          <w:rFonts w:hint="eastAsia" w:eastAsia="SimSun" w:ascii="Times New Roman" w:hAnsi="Times New Roman"/>
-          <w:i/>
+          <w:b w:val="0"/>
+          <w:i w:val="0"/>
+          <w:sz w:val="21"/>
+        </w:rPr>
+        <w:drawing>
+          <wp:inline>
+            <wp:extent cx="5334000" cy="5088193"/>
+            <wp:effectExtent b="0" l="0" r="0" t="0"/>
+            <wp:docPr descr="空间点阵与空间格子" title="" id="18" name="Picture"/>
+            <a:graphic>
+              <a:graphicData uri="http://schemas.openxmlformats.org/drawingml/2006/picture">
+                <pic:pic>
+                  <pic:nvPicPr>
+                    <pic:cNvPr descr="media/13-2c-crystal-structure-to-lattice-abstraction.jpg" id="19" name="Picture"/>
+                    <pic:cNvPicPr>
+                      <a:picLocks noChangeArrowheads="1" noChangeAspect="1"/>
+                    </pic:cNvPicPr>
+                  </pic:nvPicPr>
+                  <pic:blipFill>
+                    <a:blip r:embed="rId17"/>
+                    <a:stretch>
+                      <a:fillRect/>
+                    </a:stretch>
+                  </pic:blipFill>
+                  <pic:spPr bwMode="auto">
+                    <a:xfrm>
+                      <a:off x="0" y="0"/>
+                      <a:ext cx="5334000" cy="5088193"/>
+                    </a:xfrm>
+                    <a:prstGeom prst="rect">
+                      <a:avLst/>
+                    </a:prstGeom>
+                    <a:noFill/>
+                    <a:ln w="9525">
+                      <a:noFill/>
+                      <a:headEnd/>
+                      <a:tailEnd/>
+                    </a:ln>
+                  </pic:spPr>
+                </pic:pic>
+              </a:graphicData>
+            </a:graphic>
+          </wp:inline>
+        </w:drawing>
+      </w:r>
+      <w:r>
+        <w:rPr>
+          <w:b w:val="0"/>
+          <w:i w:val="0"/>
+          <w:sz w:val="21"/>
+        </w:rPr>
+        <w:t xml:space="preserve"> </w:t>
+      </w:r>
+      <w:r>
+        <w:rPr>
+          <w:rFonts w:hint="eastAsia" w:eastAsia="FangSong" w:ascii="Times New Roman" w:hAnsi="Times New Roman"/>
+          <w:b w:val="0"/>
+          <w:i w:val="0"/>
           <w:iCs/>
+          <w:sz w:val="21"/>
         </w:rPr>
         <w:t xml:space="preserve">图</w:t>
       </w:r>
       <w:r>
         <w:rPr>
-          <w:i/>
+          <w:b w:val="0"/>
+          <w:i w:val="0"/>
           <w:iCs/>
-        </w:rPr>
-        <w:t xml:space="preserve"> </w:t>
-      </w:r>
-      <w:r>
-        <w:rPr>
-          <w:rFonts w:hint="eastAsia" w:eastAsia="SimSun" w:ascii="Times New Roman" w:hAnsi="Times New Roman"/>
-          <w:i/>
+          <w:sz w:val="21"/>
+        </w:rPr>
+        <w:t xml:space="preserve"> </w:t>
+      </w:r>
+      <w:r>
+        <w:rPr>
+          <w:rFonts w:hint="eastAsia" w:eastAsia="FangSong" w:ascii="Times New Roman" w:hAnsi="Times New Roman"/>
+          <w:b w:val="0"/>
+          <w:i w:val="0"/>
           <w:iCs/>
+          <w:sz w:val="21"/>
         </w:rPr>
         <w:t xml:space="preserve">从晶体结构抽象为点阵的过程——将每个结构基元用一个几何点（点阵点）表示，无数点阵点按周期性排列即构成空间点阵，连接点阵点即得空间格子（晶格）（普化原理第4版</w:t>
       </w:r>
       <w:r>
         <w:rPr>
-          <w:i/>
+          <w:b w:val="0"/>
+          <w:i w:val="0"/>
           <w:iCs/>
-        </w:rPr>
-        <w:t xml:space="preserve"> </w:t>
-      </w:r>
-      <w:r>
-        <w:rPr>
-          <w:rFonts w:hint="eastAsia" w:eastAsia="SimSun" w:ascii="Times New Roman" w:hAnsi="Times New Roman"/>
-          <w:i/>
+          <w:sz w:val="21"/>
+        </w:rPr>
+        <w:t xml:space="preserve"> </w:t>
+      </w:r>
+      <w:r>
+        <w:rPr>
+          <w:rFonts w:hint="eastAsia" w:eastAsia="FangSong" w:ascii="Times New Roman" w:hAnsi="Times New Roman"/>
+          <w:b w:val="0"/>
+          <w:i w:val="0"/>
           <w:iCs/>
+          <w:sz w:val="21"/>
         </w:rPr>
         <w:t xml:space="preserve">图13.2c）</w:t>
       </w:r>
     </w:p>
-    <w:bookmarkEnd w:id="14"/>
-    <w:bookmarkStart w:id="15" w:name="平面点阵与正当单位"/>
+    <w:bookmarkEnd w:id="20"/>
+    <w:bookmarkStart w:id="21" w:name="平面点阵与正当单位"/>
     <w:p>
       <w:pPr>
         <w:pStyle w:val="Heading3"/>
@@ -1845,8 +1981,8 @@
         <w:t xml:space="preserve">：正方形、六方、矩形、带心矩形、平行四边形。其中仅带心矩形为复格子，其余均为素格子。</w:t>
       </w:r>
     </w:p>
-    <w:bookmarkEnd w:id="15"/>
-    <w:bookmarkStart w:id="16" w:name="空间点阵与14种布拉维格子"/>
+    <w:bookmarkEnd w:id="21"/>
+    <w:bookmarkStart w:id="34" w:name="空间点阵与14种布拉维格子"/>
     <w:p>
       <w:pPr>
         <w:pStyle w:val="Heading3"/>
@@ -2875,153 +3011,368 @@
     <w:p>
       <w:pPr>
         <w:pStyle w:val="FirstParagraph"/>
+        <w:jc w:val="center"/>
       </w:pPr>
       <w:r>
         <w:rPr>
-          <w:rFonts w:hint="eastAsia" w:eastAsia="SimSun" w:ascii="Times New Roman" w:hAnsi="Times New Roman"/>
-        </w:rPr>
-        <w:t xml:space="preserve">!简单立方P</w:t>
-      </w:r>
-      <w:r>
+          <w:b w:val="0"/>
+          <w:i w:val="0"/>
+          <w:sz w:val="21"/>
+        </w:rPr>
+        <w:drawing>
+          <wp:inline>
+            <wp:extent cx="2641600" cy="2362200"/>
+            <wp:effectExtent b="0" l="0" r="0" t="0"/>
+            <wp:docPr descr="简单立方P" title="" id="23" name="Picture"/>
+            <a:graphic>
+              <a:graphicData uri="http://schemas.openxmlformats.org/drawingml/2006/picture">
+                <pic:pic>
+                  <pic:nvPicPr>
+                    <pic:cNvPr descr="media/13-3c-bravais-lattice-types-cubic-hexagonal.jpg" id="24" name="Picture"/>
+                    <pic:cNvPicPr>
+                      <a:picLocks noChangeArrowheads="1" noChangeAspect="1"/>
+                    </pic:cNvPicPr>
+                  </pic:nvPicPr>
+                  <pic:blipFill>
+                    <a:blip r:embed="rId22"/>
+                    <a:stretch>
+                      <a:fillRect/>
+                    </a:stretch>
+                  </pic:blipFill>
+                  <pic:spPr bwMode="auto">
+                    <a:xfrm>
+                      <a:off x="0" y="0"/>
+                      <a:ext cx="2641600" cy="2362200"/>
+                    </a:xfrm>
+                    <a:prstGeom prst="rect">
+                      <a:avLst/>
+                    </a:prstGeom>
+                    <a:noFill/>
+                    <a:ln w="9525">
+                      <a:noFill/>
+                      <a:headEnd/>
+                      <a:tailEnd/>
+                    </a:ln>
+                  </pic:spPr>
+                </pic:pic>
+              </a:graphicData>
+            </a:graphic>
+          </wp:inline>
+        </w:drawing>
+      </w:r>
+      <w:r>
+        <w:rPr>
+          <w:b w:val="0"/>
+          <w:i w:val="0"/>
+          <w:sz w:val="21"/>
+        </w:rPr>
         <w:t xml:space="preserve">　</w:t>
       </w:r>
       <w:r>
         <w:rPr>
-          <w:rFonts w:hint="eastAsia" w:eastAsia="SimSun" w:ascii="Times New Roman" w:hAnsi="Times New Roman"/>
-        </w:rPr>
-        <w:t xml:space="preserve">!体心立方I</w:t>
-      </w:r>
-      <w:r>
+          <w:b w:val="0"/>
+          <w:i w:val="0"/>
+          <w:sz w:val="21"/>
+        </w:rPr>
+        <w:drawing>
+          <wp:inline>
+            <wp:extent cx="2616200" cy="2260600"/>
+            <wp:effectExtent b="0" l="0" r="0" t="0"/>
+            <wp:docPr descr="体心立方I" title="" id="26" name="Picture"/>
+            <a:graphic>
+              <a:graphicData uri="http://schemas.openxmlformats.org/drawingml/2006/picture">
+                <pic:pic>
+                  <pic:nvPicPr>
+                    <pic:cNvPr descr="media/13-3a-bravais-lattice-primitive-body-face-centered.jpg" id="27" name="Picture"/>
+                    <pic:cNvPicPr>
+                      <a:picLocks noChangeArrowheads="1" noChangeAspect="1"/>
+                    </pic:cNvPicPr>
+                  </pic:nvPicPr>
+                  <pic:blipFill>
+                    <a:blip r:embed="rId25"/>
+                    <a:stretch>
+                      <a:fillRect/>
+                    </a:stretch>
+                  </pic:blipFill>
+                  <pic:spPr bwMode="auto">
+                    <a:xfrm>
+                      <a:off x="0" y="0"/>
+                      <a:ext cx="2616200" cy="2260600"/>
+                    </a:xfrm>
+                    <a:prstGeom prst="rect">
+                      <a:avLst/>
+                    </a:prstGeom>
+                    <a:noFill/>
+                    <a:ln w="9525">
+                      <a:noFill/>
+                      <a:headEnd/>
+                      <a:tailEnd/>
+                    </a:ln>
+                  </pic:spPr>
+                </pic:pic>
+              </a:graphicData>
+            </a:graphic>
+          </wp:inline>
+        </w:drawing>
+      </w:r>
+      <w:r>
+        <w:rPr>
+          <w:b w:val="0"/>
+          <w:i w:val="0"/>
+          <w:sz w:val="21"/>
+        </w:rPr>
         <w:t xml:space="preserve">　</w:t>
       </w:r>
       <w:r>
         <w:rPr>
-          <w:rFonts w:hint="eastAsia" w:eastAsia="SimSun" w:ascii="Times New Roman" w:hAnsi="Times New Roman"/>
-        </w:rPr>
-        <w:t xml:space="preserve">!面心立方F</w:t>
-      </w:r>
-      <w:r>
+          <w:b w:val="0"/>
+          <w:i w:val="0"/>
+          <w:sz w:val="21"/>
+        </w:rPr>
+        <w:drawing>
+          <wp:inline>
+            <wp:extent cx="2692400" cy="2286000"/>
+            <wp:effectExtent b="0" l="0" r="0" t="0"/>
+            <wp:docPr descr="面心立方F" title="" id="29" name="Picture"/>
+            <a:graphic>
+              <a:graphicData uri="http://schemas.openxmlformats.org/drawingml/2006/picture">
+                <pic:pic>
+                  <pic:nvPicPr>
+                    <pic:cNvPr descr="media/13-3-four-bravais-lattices-p-i-f-h.jpg" id="30" name="Picture"/>
+                    <pic:cNvPicPr>
+                      <a:picLocks noChangeArrowheads="1" noChangeAspect="1"/>
+                    </pic:cNvPicPr>
+                  </pic:nvPicPr>
+                  <pic:blipFill>
+                    <a:blip r:embed="rId28"/>
+                    <a:stretch>
+                      <a:fillRect/>
+                    </a:stretch>
+                  </pic:blipFill>
+                  <pic:spPr bwMode="auto">
+                    <a:xfrm>
+                      <a:off x="0" y="0"/>
+                      <a:ext cx="2692400" cy="2286000"/>
+                    </a:xfrm>
+                    <a:prstGeom prst="rect">
+                      <a:avLst/>
+                    </a:prstGeom>
+                    <a:noFill/>
+                    <a:ln w="9525">
+                      <a:noFill/>
+                      <a:headEnd/>
+                      <a:tailEnd/>
+                    </a:ln>
+                  </pic:spPr>
+                </pic:pic>
+              </a:graphicData>
+            </a:graphic>
+          </wp:inline>
+        </w:drawing>
+      </w:r>
+      <w:r>
+        <w:rPr>
+          <w:b w:val="0"/>
+          <w:i w:val="0"/>
+          <w:sz w:val="21"/>
+        </w:rPr>
         <w:t xml:space="preserve">　</w:t>
       </w:r>
       <w:r>
         <w:rPr>
-          <w:rFonts w:hint="eastAsia" w:eastAsia="SimSun" w:ascii="Times New Roman" w:hAnsi="Times New Roman"/>
-        </w:rPr>
-        <w:t xml:space="preserve">!简单六方</w:t>
-      </w:r>
-      <w:r>
-        <w:t xml:space="preserve"> </w:t>
-      </w:r>
-      <w:r>
-        <w:rPr>
-          <w:rFonts w:hint="eastAsia" w:eastAsia="SimSun" w:ascii="Times New Roman" w:hAnsi="Times New Roman"/>
-          <w:i/>
+          <w:b w:val="0"/>
+          <w:i w:val="0"/>
+          <w:sz w:val="21"/>
+        </w:rPr>
+        <w:drawing>
+          <wp:inline>
+            <wp:extent cx="2184400" cy="2425700"/>
+            <wp:effectExtent b="0" l="0" r="0" t="0"/>
+            <wp:docPr descr="简单六方" title="" id="32" name="Picture"/>
+            <a:graphic>
+              <a:graphicData uri="http://schemas.openxmlformats.org/drawingml/2006/picture">
+                <pic:pic>
+                  <pic:nvPicPr>
+                    <pic:cNvPr descr="media/13-7-10-unit-cell-types-sc-bcc-fcc-comparison.jpg" id="33" name="Picture"/>
+                    <pic:cNvPicPr>
+                      <a:picLocks noChangeArrowheads="1" noChangeAspect="1"/>
+                    </pic:cNvPicPr>
+                  </pic:nvPicPr>
+                  <pic:blipFill>
+                    <a:blip r:embed="rId31"/>
+                    <a:stretch>
+                      <a:fillRect/>
+                    </a:stretch>
+                  </pic:blipFill>
+                  <pic:spPr bwMode="auto">
+                    <a:xfrm>
+                      <a:off x="0" y="0"/>
+                      <a:ext cx="2184400" cy="2425700"/>
+                    </a:xfrm>
+                    <a:prstGeom prst="rect">
+                      <a:avLst/>
+                    </a:prstGeom>
+                    <a:noFill/>
+                    <a:ln w="9525">
+                      <a:noFill/>
+                      <a:headEnd/>
+                      <a:tailEnd/>
+                    </a:ln>
+                  </pic:spPr>
+                </pic:pic>
+              </a:graphicData>
+            </a:graphic>
+          </wp:inline>
+        </w:drawing>
+      </w:r>
+      <w:r>
+        <w:rPr>
+          <w:b w:val="0"/>
+          <w:i w:val="0"/>
+          <w:sz w:val="21"/>
+        </w:rPr>
+        <w:t xml:space="preserve"> </w:t>
+      </w:r>
+      <w:r>
+        <w:rPr>
+          <w:rFonts w:hint="eastAsia" w:eastAsia="FangSong" w:ascii="Times New Roman" w:hAnsi="Times New Roman"/>
+          <w:b w:val="0"/>
+          <w:i w:val="0"/>
           <w:iCs/>
+          <w:sz w:val="21"/>
         </w:rPr>
         <w:t xml:space="preserve">图</w:t>
       </w:r>
       <w:r>
         <w:rPr>
-          <w:i/>
+          <w:b w:val="0"/>
+          <w:i w:val="0"/>
           <w:iCs/>
+          <w:sz w:val="21"/>
         </w:rPr>
         <w:t xml:space="preserve"> 14 </w:t>
       </w:r>
       <w:r>
         <w:rPr>
-          <w:rFonts w:hint="eastAsia" w:eastAsia="SimSun" w:ascii="Times New Roman" w:hAnsi="Times New Roman"/>
-          <w:i/>
+          <w:rFonts w:hint="eastAsia" w:eastAsia="FangSong" w:ascii="Times New Roman" w:hAnsi="Times New Roman"/>
+          <w:b w:val="0"/>
+          <w:i w:val="0"/>
           <w:iCs/>
+          <w:sz w:val="21"/>
         </w:rPr>
         <w:t xml:space="preserve">种布拉维格子中四种常见类型（从左至右：简单立方</w:t>
       </w:r>
       <w:r>
         <w:rPr>
-          <w:i/>
+          <w:b w:val="0"/>
+          <w:i w:val="0"/>
           <w:iCs/>
-        </w:rPr>
-        <w:t xml:space="preserve"> </w:t>
-      </w:r>
-      <w:r>
-        <w:rPr>
-          <w:rFonts w:hint="eastAsia" w:eastAsia="SimSun" w:ascii="Times New Roman" w:hAnsi="Times New Roman"/>
-          <w:i/>
+          <w:sz w:val="21"/>
+        </w:rPr>
+        <w:t xml:space="preserve"> </w:t>
+      </w:r>
+      <w:r>
+        <w:rPr>
+          <w:rFonts w:hint="eastAsia" w:eastAsia="FangSong" w:ascii="Times New Roman" w:hAnsi="Times New Roman"/>
+          <w:b w:val="0"/>
+          <w:i w:val="0"/>
           <w:iCs/>
+          <w:sz w:val="21"/>
         </w:rPr>
         <w:t xml:space="preserve">P、体心立方</w:t>
       </w:r>
       <w:r>
         <w:rPr>
-          <w:i/>
+          <w:b w:val="0"/>
+          <w:i w:val="0"/>
           <w:iCs/>
-        </w:rPr>
-        <w:t xml:space="preserve"> </w:t>
-      </w:r>
-      <w:r>
-        <w:rPr>
-          <w:rFonts w:hint="eastAsia" w:eastAsia="SimSun" w:ascii="Times New Roman" w:hAnsi="Times New Roman"/>
-          <w:i/>
+          <w:sz w:val="21"/>
+        </w:rPr>
+        <w:t xml:space="preserve"> </w:t>
+      </w:r>
+      <w:r>
+        <w:rPr>
+          <w:rFonts w:hint="eastAsia" w:eastAsia="FangSong" w:ascii="Times New Roman" w:hAnsi="Times New Roman"/>
+          <w:b w:val="0"/>
+          <w:i w:val="0"/>
           <w:iCs/>
+          <w:sz w:val="21"/>
         </w:rPr>
         <w:t xml:space="preserve">I、面心立方</w:t>
       </w:r>
       <w:r>
         <w:rPr>
-          <w:i/>
+          <w:b w:val="0"/>
+          <w:i w:val="0"/>
           <w:iCs/>
-        </w:rPr>
-        <w:t xml:space="preserve"> </w:t>
-      </w:r>
-      <w:r>
-        <w:rPr>
-          <w:rFonts w:hint="eastAsia" w:eastAsia="SimSun" w:ascii="Times New Roman" w:hAnsi="Times New Roman"/>
-          <w:i/>
+          <w:sz w:val="21"/>
+        </w:rPr>
+        <w:t xml:space="preserve"> </w:t>
+      </w:r>
+      <w:r>
+        <w:rPr>
+          <w:rFonts w:hint="eastAsia" w:eastAsia="FangSong" w:ascii="Times New Roman" w:hAnsi="Times New Roman"/>
+          <w:b w:val="0"/>
+          <w:i w:val="0"/>
           <w:iCs/>
+          <w:sz w:val="21"/>
         </w:rPr>
         <w:t xml:space="preserve">F、简单六方）—</w:t>
       </w:r>
       <w:r>
         <w:rPr>
-          <w:i/>
+          <w:b w:val="0"/>
+          <w:i w:val="0"/>
           <w:iCs/>
-        </w:rPr>
-        <w:t xml:space="preserve"> </w:t>
-      </w:r>
-      <w:r>
-        <w:rPr>
-          <w:rFonts w:hint="eastAsia" w:eastAsia="SimSun" w:ascii="Times New Roman" w:hAnsi="Times New Roman"/>
-          <w:i/>
+          <w:sz w:val="21"/>
+        </w:rPr>
+        <w:t xml:space="preserve"> </w:t>
+      </w:r>
+      <w:r>
+        <w:rPr>
+          <w:rFonts w:hint="eastAsia" w:eastAsia="FangSong" w:ascii="Times New Roman" w:hAnsi="Times New Roman"/>
+          <w:b w:val="0"/>
+          <w:i w:val="0"/>
           <w:iCs/>
+          <w:sz w:val="21"/>
         </w:rPr>
         <w:t xml:space="preserve">立方晶系中</w:t>
       </w:r>
       <w:r>
         <w:rPr>
-          <w:i/>
+          <w:b w:val="0"/>
+          <w:i w:val="0"/>
           <w:iCs/>
+          <w:sz w:val="21"/>
         </w:rPr>
         <w:t xml:space="preserve"> P、I、F </w:t>
       </w:r>
       <w:r>
         <w:rPr>
-          <w:rFonts w:hint="eastAsia" w:eastAsia="SimSun" w:ascii="Times New Roman" w:hAnsi="Times New Roman"/>
-          <w:i/>
+          <w:rFonts w:hint="eastAsia" w:eastAsia="FangSong" w:ascii="Times New Roman" w:hAnsi="Times New Roman"/>
+          <w:b w:val="0"/>
+          <w:i w:val="0"/>
           <w:iCs/>
+          <w:sz w:val="21"/>
         </w:rPr>
         <w:t xml:space="preserve">三种型式均存在，六方晶系仅简单型式（普化原理第4版</w:t>
       </w:r>
       <w:r>
         <w:rPr>
-          <w:i/>
+          <w:b w:val="0"/>
+          <w:i w:val="0"/>
           <w:iCs/>
-        </w:rPr>
-        <w:t xml:space="preserve"> </w:t>
-      </w:r>
-      <w:r>
-        <w:rPr>
-          <w:rFonts w:hint="eastAsia" w:eastAsia="SimSun" w:ascii="Times New Roman" w:hAnsi="Times New Roman"/>
-          <w:i/>
+          <w:sz w:val="21"/>
+        </w:rPr>
+        <w:t xml:space="preserve"> </w:t>
+      </w:r>
+      <w:r>
+        <w:rPr>
+          <w:rFonts w:hint="eastAsia" w:eastAsia="FangSong" w:ascii="Times New Roman" w:hAnsi="Times New Roman"/>
+          <w:b w:val="0"/>
+          <w:i w:val="0"/>
           <w:iCs/>
+          <w:sz w:val="21"/>
         </w:rPr>
         <w:t xml:space="preserve">图13.3）</w:t>
       </w:r>
@@ -3033,9 +3384,9 @@
         </w:pict>
       </w:r>
     </w:p>
-    <w:bookmarkEnd w:id="16"/>
-    <w:bookmarkEnd w:id="17"/>
-    <w:bookmarkStart w:id="21" w:name="三七大晶系"/>
+    <w:bookmarkEnd w:id="34"/>
+    <w:bookmarkEnd w:id="35"/>
+    <w:bookmarkStart w:id="39" w:name="三七大晶系"/>
     <w:p>
       <w:pPr>
         <w:pStyle w:val="Heading2"/>
@@ -3047,7 +3398,7 @@
         <w:t xml:space="preserve">三、七大晶系</w:t>
       </w:r>
     </w:p>
-    <w:bookmarkStart w:id="18" w:name="晶胞参数"/>
+    <w:bookmarkStart w:id="36" w:name="晶胞参数"/>
     <w:p>
       <w:pPr>
         <w:pStyle w:val="Heading3"/>
@@ -3252,8 +3603,8 @@
         <w:t xml:space="preserve">夹角）。</w:t>
       </w:r>
     </w:p>
-    <w:bookmarkEnd w:id="18"/>
-    <w:bookmarkStart w:id="19" w:name="七大晶系的晶胞参数特征"/>
+    <w:bookmarkEnd w:id="36"/>
+    <w:bookmarkStart w:id="37" w:name="七大晶系的晶胞参数特征"/>
     <w:p>
       <w:pPr>
         <w:pStyle w:val="Heading3"/>
@@ -3307,7 +3658,7 @@
           <w:p>
             <w:pPr>
               <w:pStyle w:val="Compact"/>
-              <w:jc w:val="left"/>
+              <w:jc w:val="center"/>
             </w:pPr>
             <w:r>
               <w:rPr>
@@ -3323,7 +3674,7 @@
           <w:p>
             <w:pPr>
               <w:pStyle w:val="Compact"/>
-              <w:jc w:val="left"/>
+              <w:jc w:val="center"/>
             </w:pPr>
             <w:r>
               <w:rPr>
@@ -3355,7 +3706,7 @@
           <w:p>
             <w:pPr>
               <w:pStyle w:val="Compact"/>
-              <w:jc w:val="left"/>
+              <w:jc w:val="center"/>
             </w:pPr>
             <w:r>
               <w:rPr>
@@ -3390,7 +3741,7 @@
           <w:p>
             <w:pPr>
               <w:pStyle w:val="Compact"/>
-              <w:jc w:val="left"/>
+              <w:jc w:val="center"/>
             </w:pPr>
             <m:oMath>
               <m:r>
@@ -3422,7 +3773,7 @@
           <w:p>
             <w:pPr>
               <w:pStyle w:val="Compact"/>
-              <w:jc w:val="left"/>
+              <w:jc w:val="center"/>
             </w:pPr>
             <m:oMath>
               <m:r>
@@ -3490,7 +3841,7 @@
           <w:p>
             <w:pPr>
               <w:pStyle w:val="Compact"/>
-              <w:jc w:val="left"/>
+              <w:jc w:val="center"/>
             </w:pPr>
             <w:r>
               <w:rPr>
@@ -3530,7 +3881,7 @@
           <w:p>
             <w:pPr>
               <w:pStyle w:val="Compact"/>
-              <w:jc w:val="left"/>
+              <w:jc w:val="center"/>
             </w:pPr>
             <m:oMath>
               <m:r>
@@ -3562,7 +3913,7 @@
           <w:p>
             <w:pPr>
               <w:pStyle w:val="Compact"/>
-              <w:jc w:val="left"/>
+              <w:jc w:val="center"/>
             </w:pPr>
             <m:oMath>
               <m:r>
@@ -3630,7 +3981,7 @@
           <w:p>
             <w:pPr>
               <w:pStyle w:val="Compact"/>
-              <w:jc w:val="left"/>
+              <w:jc w:val="center"/>
             </w:pPr>
             <w:r>
               <w:rPr>
@@ -3670,7 +4021,7 @@
           <w:p>
             <w:pPr>
               <w:pStyle w:val="Compact"/>
-              <w:jc w:val="left"/>
+              <w:jc w:val="center"/>
             </w:pPr>
             <m:oMath>
               <m:r>
@@ -3702,7 +4053,7 @@
           <w:p>
             <w:pPr>
               <w:pStyle w:val="Compact"/>
-              <w:jc w:val="left"/>
+              <w:jc w:val="center"/>
             </w:pPr>
             <m:oMath>
               <m:r>
@@ -3794,7 +4145,7 @@
           <w:p>
             <w:pPr>
               <w:pStyle w:val="Compact"/>
-              <w:jc w:val="left"/>
+              <w:jc w:val="center"/>
             </w:pPr>
             <w:r>
               <w:rPr>
@@ -3834,7 +4185,7 @@
           <w:p>
             <w:pPr>
               <w:pStyle w:val="Compact"/>
-              <w:jc w:val="left"/>
+              <w:jc w:val="center"/>
             </w:pPr>
             <m:oMath>
               <m:r>
@@ -3866,7 +4217,7 @@
           <w:p>
             <w:pPr>
               <w:pStyle w:val="Compact"/>
-              <w:jc w:val="left"/>
+              <w:jc w:val="center"/>
             </w:pPr>
             <m:oMath>
               <m:r>
@@ -3964,7 +4315,7 @@
           <w:p>
             <w:pPr>
               <w:pStyle w:val="Compact"/>
-              <w:jc w:val="left"/>
+              <w:jc w:val="center"/>
             </w:pPr>
             <w:r>
               <w:rPr>
@@ -3998,7 +4349,7 @@
           <w:p>
             <w:pPr>
               <w:pStyle w:val="Compact"/>
-              <w:jc w:val="left"/>
+              <w:jc w:val="center"/>
             </w:pPr>
             <m:oMath>
               <m:r>
@@ -4030,7 +4381,7 @@
           <w:p>
             <w:pPr>
               <w:pStyle w:val="Compact"/>
-              <w:jc w:val="left"/>
+              <w:jc w:val="center"/>
             </w:pPr>
             <m:oMath>
               <m:r>
@@ -4098,7 +4449,7 @@
           <w:p>
             <w:pPr>
               <w:pStyle w:val="Compact"/>
-              <w:jc w:val="left"/>
+              <w:jc w:val="center"/>
             </w:pPr>
             <w:r>
               <w:rPr>
@@ -4132,7 +4483,7 @@
           <w:p>
             <w:pPr>
               <w:pStyle w:val="Compact"/>
-              <w:jc w:val="left"/>
+              <w:jc w:val="center"/>
             </w:pPr>
             <m:oMath>
               <m:r>
@@ -4164,7 +4515,7 @@
           <w:p>
             <w:pPr>
               <w:pStyle w:val="Compact"/>
-              <w:jc w:val="left"/>
+              <w:jc w:val="center"/>
             </w:pPr>
             <m:oMath>
               <m:r>
@@ -4256,7 +4607,7 @@
           <w:p>
             <w:pPr>
               <w:pStyle w:val="Compact"/>
-              <w:jc w:val="left"/>
+              <w:jc w:val="center"/>
             </w:pPr>
             <w:r>
               <w:rPr>
@@ -4290,7 +4641,7 @@
           <w:p>
             <w:pPr>
               <w:pStyle w:val="Compact"/>
-              <w:jc w:val="left"/>
+              <w:jc w:val="center"/>
             </w:pPr>
             <m:oMath>
               <m:r>
@@ -4322,7 +4673,7 @@
           <w:p>
             <w:pPr>
               <w:pStyle w:val="Compact"/>
-              <w:jc w:val="left"/>
+              <w:jc w:val="center"/>
             </w:pPr>
             <m:oMath>
               <m:r>
@@ -4369,7 +4720,7 @@
           <w:p>
             <w:pPr>
               <w:pStyle w:val="Compact"/>
-              <w:jc w:val="left"/>
+              <w:jc w:val="center"/>
             </w:pPr>
             <w:r>
               <w:rPr>
@@ -4399,6 +4750,12 @@
       <m:oMathPara>
         <m:oMathParaPr>
           <m:jc m:val="center"/>
+          <m:ctrlPr>
+            <w:rPr>
+              <w:sz w:val="28"/>
+              <w:szCs w:val="28"/>
+            </w:rPr>
+          </m:ctrlPr>
         </m:oMathParaPr>
         <m:oMath>
           <m:r>
@@ -4604,8 +4961,8 @@
         <w:t xml:space="preserve">。</w:t>
       </w:r>
     </w:p>
-    <w:bookmarkEnd w:id="19"/>
-    <w:bookmarkStart w:id="20" w:name="晶系的对称性判定"/>
+    <w:bookmarkEnd w:id="37"/>
+    <w:bookmarkStart w:id="38" w:name="晶系的对称性判定"/>
     <w:p>
       <w:pPr>
         <w:pStyle w:val="Heading3"/>
@@ -5261,9 +5618,9 @@
         </w:pict>
       </w:r>
     </w:p>
-    <w:bookmarkEnd w:id="20"/>
-    <w:bookmarkEnd w:id="21"/>
-    <w:bookmarkStart w:id="26" w:name="四晶胞"/>
+    <w:bookmarkEnd w:id="38"/>
+    <w:bookmarkEnd w:id="39"/>
+    <w:bookmarkStart w:id="62" w:name="四晶胞"/>
     <w:p>
       <w:pPr>
         <w:pStyle w:val="Heading2"/>
@@ -5275,7 +5632,7 @@
         <w:t xml:space="preserve">四、晶胞</w:t>
       </w:r>
     </w:p>
-    <w:bookmarkStart w:id="22" w:name="晶胞的基本特征"/>
+    <w:bookmarkStart w:id="40" w:name="晶胞的基本特征"/>
     <w:p>
       <w:pPr>
         <w:pStyle w:val="Heading3"/>
@@ -5366,6 +5723,14 @@
         <w:t xml:space="preserve">：晶胞必须是平行六面体。从晶体中取六方棱柱作为晶胞是错误的——六方晶系的正当晶胞仍为平行六面体（</w:t>
       </w:r>
       <m:oMath>
+        <m:oMathPr>
+          <m:ctrlPr>
+            <w:rPr>
+              <w:sz w:val="28"/>
+              <w:szCs w:val="28"/>
+            </w:rPr>
+          </m:ctrlPr>
+        </m:oMathPr>
         <m:r>
           <m:t>a</m:t>
         </m:r>
@@ -5428,8 +5793,8 @@
         <w:t xml:space="preserve">）。</w:t>
       </w:r>
     </w:p>
-    <w:bookmarkEnd w:id="22"/>
-    <w:bookmarkStart w:id="23" w:name="素晶胞与复晶胞"/>
+    <w:bookmarkEnd w:id="40"/>
+    <w:bookmarkStart w:id="53" w:name="素晶胞与复晶胞"/>
     <w:p>
       <w:pPr>
         <w:pStyle w:val="Heading3"/>
@@ -5499,7 +5864,7 @@
           <w:p>
             <w:pPr>
               <w:pStyle w:val="Compact"/>
-              <w:jc w:val="left"/>
+              <w:jc w:val="center"/>
             </w:pPr>
             <w:r>
               <w:rPr>
@@ -5531,7 +5896,7 @@
           <w:p>
             <w:pPr>
               <w:pStyle w:val="Compact"/>
-              <w:jc w:val="left"/>
+              <w:jc w:val="center"/>
             </w:pPr>
             <w:r>
               <w:rPr>
@@ -5581,7 +5946,7 @@
           <w:p>
             <w:pPr>
               <w:pStyle w:val="Compact"/>
-              <w:jc w:val="left"/>
+              <w:jc w:val="center"/>
             </w:pPr>
             <w:r>
               <w:rPr>
@@ -5611,7 +5976,7 @@
           <w:p>
             <w:pPr>
               <w:pStyle w:val="Compact"/>
-              <w:jc w:val="left"/>
+              <w:jc w:val="center"/>
             </w:pPr>
             <w:r>
               <w:rPr>
@@ -5660,7 +6025,7 @@
           <w:p>
             <w:pPr>
               <w:pStyle w:val="Compact"/>
-              <w:jc w:val="left"/>
+              <w:jc w:val="center"/>
             </w:pPr>
             <w:r>
               <w:rPr>
@@ -5758,7 +6123,7 @@
           <w:p>
             <w:pPr>
               <w:pStyle w:val="Compact"/>
-              <w:jc w:val="left"/>
+              <w:jc w:val="center"/>
             </w:pPr>
             <w:r>
               <w:rPr>
@@ -5807,7 +6172,7 @@
           <w:p>
             <w:pPr>
               <w:pStyle w:val="Compact"/>
-              <w:jc w:val="left"/>
+              <w:jc w:val="center"/>
             </w:pPr>
             <w:r>
               <w:rPr>
@@ -5908,7 +6273,7 @@
           <w:p>
             <w:pPr>
               <w:pStyle w:val="Compact"/>
-              <w:jc w:val="left"/>
+              <w:jc w:val="center"/>
             </w:pPr>
             <w:r>
               <w:rPr>
@@ -5957,7 +6322,7 @@
           <w:p>
             <w:pPr>
               <w:pStyle w:val="Compact"/>
-              <w:jc w:val="left"/>
+              <w:jc w:val="center"/>
             </w:pPr>
             <w:r>
               <w:rPr>
@@ -6046,7 +6411,7 @@
           <w:p>
             <w:pPr>
               <w:pStyle w:val="Compact"/>
-              <w:jc w:val="left"/>
+              <w:jc w:val="center"/>
             </w:pPr>
             <w:r>
               <w:rPr>
@@ -6061,228 +6426,463 @@
     <w:p>
       <w:pPr>
         <w:pStyle w:val="BodyText"/>
+        <w:jc w:val="center"/>
       </w:pPr>
       <w:r>
         <w:rPr>
-          <w:rFonts w:hint="eastAsia" w:eastAsia="SimSun" w:ascii="Times New Roman" w:hAnsi="Times New Roman"/>
-        </w:rPr>
-        <w:t xml:space="preserve">!简单立方堆积</w:t>
-      </w:r>
-      <w:r>
+          <w:b w:val="0"/>
+          <w:i w:val="0"/>
+          <w:sz w:val="21"/>
+        </w:rPr>
+        <w:drawing>
+          <wp:inline>
+            <wp:extent cx="3530600" cy="2781300"/>
+            <wp:effectExtent b="0" l="0" r="0" t="0"/>
+            <wp:docPr descr="简单立方堆积" title="" id="42" name="Picture"/>
+            <a:graphic>
+              <a:graphicData uri="http://schemas.openxmlformats.org/drawingml/2006/picture">
+                <pic:pic>
+                  <pic:nvPicPr>
+                    <pic:cNvPr descr="media/13-7a-simple-cubic-packing-layer-top-view.jpg" id="43" name="Picture"/>
+                    <pic:cNvPicPr>
+                      <a:picLocks noChangeArrowheads="1" noChangeAspect="1"/>
+                    </pic:cNvPicPr>
+                  </pic:nvPicPr>
+                  <pic:blipFill>
+                    <a:blip r:embed="rId41"/>
+                    <a:stretch>
+                      <a:fillRect/>
+                    </a:stretch>
+                  </pic:blipFill>
+                  <pic:spPr bwMode="auto">
+                    <a:xfrm>
+                      <a:off x="0" y="0"/>
+                      <a:ext cx="3530600" cy="2781300"/>
+                    </a:xfrm>
+                    <a:prstGeom prst="rect">
+                      <a:avLst/>
+                    </a:prstGeom>
+                    <a:noFill/>
+                    <a:ln w="9525">
+                      <a:noFill/>
+                      <a:headEnd/>
+                      <a:tailEnd/>
+                    </a:ln>
+                  </pic:spPr>
+                </pic:pic>
+              </a:graphicData>
+            </a:graphic>
+          </wp:inline>
+        </w:drawing>
+      </w:r>
+      <w:r>
+        <w:rPr>
+          <w:b w:val="0"/>
+          <w:i w:val="0"/>
+          <w:sz w:val="21"/>
+        </w:rPr>
         <w:t xml:space="preserve">　　</w:t>
       </w:r>
       <w:r>
         <w:rPr>
-          <w:rFonts w:hint="eastAsia" w:eastAsia="SimSun" w:ascii="Times New Roman" w:hAnsi="Times New Roman"/>
-        </w:rPr>
-        <w:t xml:space="preserve">!简单立方晶胞</w:t>
-      </w:r>
-      <w:r>
-        <w:t xml:space="preserve"> </w:t>
-      </w:r>
-      <w:r>
-        <w:rPr>
-          <w:rFonts w:hint="eastAsia" w:eastAsia="SimSun" w:ascii="Times New Roman" w:hAnsi="Times New Roman"/>
-        </w:rPr>
-        <w:t xml:space="preserve">!体心立方晶胞</w:t>
-      </w:r>
-      <w:r>
+          <w:b w:val="0"/>
+          <w:i w:val="0"/>
+          <w:sz w:val="21"/>
+        </w:rPr>
+        <w:drawing>
+          <wp:inline>
+            <wp:extent cx="2286000" cy="2019300"/>
+            <wp:effectExtent b="0" l="0" r="0" t="0"/>
+            <wp:docPr descr="简单立方晶胞" title="" id="45" name="Picture"/>
+            <a:graphic>
+              <a:graphicData uri="http://schemas.openxmlformats.org/drawingml/2006/picture">
+                <pic:pic>
+                  <pic:nvPicPr>
+                    <pic:cNvPr descr="media/13-7b-simple-cubic-unit-cell-po.jpg" id="46" name="Picture"/>
+                    <pic:cNvPicPr>
+                      <a:picLocks noChangeArrowheads="1" noChangeAspect="1"/>
+                    </pic:cNvPicPr>
+                  </pic:nvPicPr>
+                  <pic:blipFill>
+                    <a:blip r:embed="rId44"/>
+                    <a:stretch>
+                      <a:fillRect/>
+                    </a:stretch>
+                  </pic:blipFill>
+                  <pic:spPr bwMode="auto">
+                    <a:xfrm>
+                      <a:off x="0" y="0"/>
+                      <a:ext cx="2286000" cy="2019300"/>
+                    </a:xfrm>
+                    <a:prstGeom prst="rect">
+                      <a:avLst/>
+                    </a:prstGeom>
+                    <a:noFill/>
+                    <a:ln w="9525">
+                      <a:noFill/>
+                      <a:headEnd/>
+                      <a:tailEnd/>
+                    </a:ln>
+                  </pic:spPr>
+                </pic:pic>
+              </a:graphicData>
+            </a:graphic>
+          </wp:inline>
+        </w:drawing>
+      </w:r>
+      <w:r>
+        <w:rPr>
+          <w:b w:val="0"/>
+          <w:i w:val="0"/>
+          <w:sz w:val="21"/>
+        </w:rPr>
+        <w:t xml:space="preserve"> </w:t>
+      </w:r>
+      <w:r>
+        <w:rPr>
+          <w:b w:val="0"/>
+          <w:i w:val="0"/>
+          <w:sz w:val="21"/>
+        </w:rPr>
+        <w:drawing>
+          <wp:inline>
+            <wp:extent cx="2438400" cy="2324100"/>
+            <wp:effectExtent b="0" l="0" r="0" t="0"/>
+            <wp:docPr descr="体心立方晶胞" title="" id="48" name="Picture"/>
+            <a:graphic>
+              <a:graphicData uri="http://schemas.openxmlformats.org/drawingml/2006/picture">
+                <pic:pic>
+                  <pic:nvPicPr>
+                    <pic:cNvPr descr="media/13-7-10-four-unit-cell-types-sc-bcc-fcc.jpg" id="49" name="Picture"/>
+                    <pic:cNvPicPr>
+                      <a:picLocks noChangeArrowheads="1" noChangeAspect="1"/>
+                    </pic:cNvPicPr>
+                  </pic:nvPicPr>
+                  <pic:blipFill>
+                    <a:blip r:embed="rId47"/>
+                    <a:stretch>
+                      <a:fillRect/>
+                    </a:stretch>
+                  </pic:blipFill>
+                  <pic:spPr bwMode="auto">
+                    <a:xfrm>
+                      <a:off x="0" y="0"/>
+                      <a:ext cx="2438400" cy="2324100"/>
+                    </a:xfrm>
+                    <a:prstGeom prst="rect">
+                      <a:avLst/>
+                    </a:prstGeom>
+                    <a:noFill/>
+                    <a:ln w="9525">
+                      <a:noFill/>
+                      <a:headEnd/>
+                      <a:tailEnd/>
+                    </a:ln>
+                  </pic:spPr>
+                </pic:pic>
+              </a:graphicData>
+            </a:graphic>
+          </wp:inline>
+        </w:drawing>
+      </w:r>
+      <w:r>
+        <w:rPr>
+          <w:b w:val="0"/>
+          <w:i w:val="0"/>
+          <w:sz w:val="21"/>
+        </w:rPr>
         <w:t xml:space="preserve">　　</w:t>
       </w:r>
       <w:r>
         <w:rPr>
-          <w:rFonts w:hint="eastAsia" w:eastAsia="SimSun" w:ascii="Times New Roman" w:hAnsi="Times New Roman"/>
-        </w:rPr>
-        <w:t xml:space="preserve">!面心立方晶胞（Cu）</w:t>
-      </w:r>
-      <w:r>
-        <w:t xml:space="preserve"> </w:t>
-      </w:r>
-      <w:r>
-        <w:rPr>
-          <w:rFonts w:hint="eastAsia" w:eastAsia="SimSun" w:ascii="Times New Roman" w:hAnsi="Times New Roman"/>
-          <w:i/>
+          <w:b w:val="0"/>
+          <w:i w:val="0"/>
+          <w:sz w:val="21"/>
+        </w:rPr>
+        <w:drawing>
+          <wp:inline>
+            <wp:extent cx="3670300" cy="3314700"/>
+            <wp:effectExtent b="0" l="0" r="0" t="0"/>
+            <wp:docPr descr="面心立方晶胞（Cu）" title="" id="51" name="Picture"/>
+            <a:graphic>
+              <a:graphicData uri="http://schemas.openxmlformats.org/drawingml/2006/picture">
+                <pic:pic>
+                  <pic:nvPicPr>
+                    <pic:cNvPr descr="media/13-10-fcc-unit-cell-copper.jpg" id="52" name="Picture"/>
+                    <pic:cNvPicPr>
+                      <a:picLocks noChangeArrowheads="1" noChangeAspect="1"/>
+                    </pic:cNvPicPr>
+                  </pic:nvPicPr>
+                  <pic:blipFill>
+                    <a:blip r:embed="rId50"/>
+                    <a:stretch>
+                      <a:fillRect/>
+                    </a:stretch>
+                  </pic:blipFill>
+                  <pic:spPr bwMode="auto">
+                    <a:xfrm>
+                      <a:off x="0" y="0"/>
+                      <a:ext cx="3670300" cy="3314700"/>
+                    </a:xfrm>
+                    <a:prstGeom prst="rect">
+                      <a:avLst/>
+                    </a:prstGeom>
+                    <a:noFill/>
+                    <a:ln w="9525">
+                      <a:noFill/>
+                      <a:headEnd/>
+                      <a:tailEnd/>
+                    </a:ln>
+                  </pic:spPr>
+                </pic:pic>
+              </a:graphicData>
+            </a:graphic>
+          </wp:inline>
+        </w:drawing>
+      </w:r>
+      <w:r>
+        <w:rPr>
+          <w:b w:val="0"/>
+          <w:i w:val="0"/>
+          <w:sz w:val="21"/>
+        </w:rPr>
+        <w:t xml:space="preserve"> </w:t>
+      </w:r>
+      <w:r>
+        <w:rPr>
+          <w:rFonts w:hint="eastAsia" w:eastAsia="FangSong" w:ascii="Times New Roman" w:hAnsi="Times New Roman"/>
+          <w:b w:val="0"/>
+          <w:i w:val="0"/>
           <w:iCs/>
+          <w:sz w:val="21"/>
         </w:rPr>
         <w:t xml:space="preserve">图</w:t>
       </w:r>
       <w:r>
         <w:rPr>
-          <w:i/>
+          <w:b w:val="0"/>
+          <w:i w:val="0"/>
           <w:iCs/>
-        </w:rPr>
-        <w:t xml:space="preserve"> </w:t>
-      </w:r>
-      <w:r>
-        <w:rPr>
-          <w:rFonts w:hint="eastAsia" w:eastAsia="SimSun" w:ascii="Times New Roman" w:hAnsi="Times New Roman"/>
-          <w:i/>
+          <w:sz w:val="21"/>
+        </w:rPr>
+        <w:t xml:space="preserve"> </w:t>
+      </w:r>
+      <w:r>
+        <w:rPr>
+          <w:rFonts w:hint="eastAsia" w:eastAsia="FangSong" w:ascii="Times New Roman" w:hAnsi="Times New Roman"/>
+          <w:b w:val="0"/>
+          <w:i w:val="0"/>
           <w:iCs/>
+          <w:sz w:val="21"/>
         </w:rPr>
         <w:t xml:space="preserve">三种基本晶胞类型对比（从左至右：简单立方堆积及其晶胞、体心立方晶胞、面心立方晶胞）—</w:t>
       </w:r>
       <w:r>
         <w:rPr>
-          <w:i/>
+          <w:b w:val="0"/>
+          <w:i w:val="0"/>
           <w:iCs/>
-        </w:rPr>
-        <w:t xml:space="preserve"> </w:t>
-      </w:r>
-      <w:r>
-        <w:rPr>
-          <w:rFonts w:hint="eastAsia" w:eastAsia="SimSun" w:ascii="Times New Roman" w:hAnsi="Times New Roman"/>
-          <w:i/>
+          <w:sz w:val="21"/>
+        </w:rPr>
+        <w:t xml:space="preserve"> </w:t>
+      </w:r>
+      <w:r>
+        <w:rPr>
+          <w:rFonts w:hint="eastAsia" w:eastAsia="FangSong" w:ascii="Times New Roman" w:hAnsi="Times New Roman"/>
+          <w:b w:val="0"/>
+          <w:i w:val="0"/>
           <w:iCs/>
+          <w:sz w:val="21"/>
         </w:rPr>
         <w:t xml:space="preserve">简单立方</w:t>
       </w:r>
       <w:r>
         <w:rPr>
-          <w:i/>
+          <w:b w:val="0"/>
+          <w:i w:val="0"/>
           <w:iCs/>
+          <w:sz w:val="21"/>
         </w:rPr>
         <w:t xml:space="preserve"> Po </w:t>
       </w:r>
       <w:r>
         <w:rPr>
-          <w:rFonts w:hint="eastAsia" w:eastAsia="SimSun" w:ascii="Times New Roman" w:hAnsi="Times New Roman"/>
-          <w:i/>
+          <w:rFonts w:hint="eastAsia" w:eastAsia="FangSong" w:ascii="Times New Roman" w:hAnsi="Times New Roman"/>
+          <w:b w:val="0"/>
+          <w:i w:val="0"/>
           <w:iCs/>
+          <w:sz w:val="21"/>
         </w:rPr>
         <w:t xml:space="preserve">型（配位数</w:t>
       </w:r>
       <w:r>
         <w:rPr>
-          <w:i/>
+          <w:b w:val="0"/>
+          <w:i w:val="0"/>
           <w:iCs/>
-        </w:rPr>
-        <w:t xml:space="preserve"> </w:t>
-      </w:r>
-      <w:r>
-        <w:rPr>
-          <w:rFonts w:hint="eastAsia" w:eastAsia="SimSun" w:ascii="Times New Roman" w:hAnsi="Times New Roman"/>
-          <w:i/>
+          <w:sz w:val="21"/>
+        </w:rPr>
+        <w:t xml:space="preserve"> </w:t>
+      </w:r>
+      <w:r>
+        <w:rPr>
+          <w:rFonts w:hint="eastAsia" w:eastAsia="FangSong" w:ascii="Times New Roman" w:hAnsi="Times New Roman"/>
+          <w:b w:val="0"/>
+          <w:i w:val="0"/>
           <w:iCs/>
+          <w:sz w:val="21"/>
         </w:rPr>
         <w:t xml:space="preserve">6，空间利用率</w:t>
       </w:r>
       <w:r>
         <w:rPr>
-          <w:i/>
+          <w:b w:val="0"/>
+          <w:i w:val="0"/>
           <w:iCs/>
+          <w:sz w:val="21"/>
         </w:rPr>
         <w:t xml:space="preserve"> 52 </w:t>
       </w:r>
       <w:r>
         <w:rPr>
-          <w:rFonts w:hint="eastAsia" w:eastAsia="SimSun" w:ascii="Times New Roman" w:hAnsi="Times New Roman"/>
-          <w:i/>
+          <w:rFonts w:hint="eastAsia" w:eastAsia="FangSong" w:ascii="Times New Roman" w:hAnsi="Times New Roman"/>
+          <w:b w:val="0"/>
+          <w:i w:val="0"/>
           <w:iCs/>
+          <w:sz w:val="21"/>
         </w:rPr>
         <w:t xml:space="preserve">%），体心立方</w:t>
       </w:r>
       <w:r>
         <w:rPr>
-          <w:i/>
+          <w:b w:val="0"/>
+          <w:i w:val="0"/>
           <w:iCs/>
-        </w:rPr>
-        <w:t xml:space="preserve"> </w:t>
-      </w:r>
-      <w:r>
-        <w:rPr>
-          <w:rFonts w:hint="eastAsia" w:eastAsia="SimSun" w:ascii="Times New Roman" w:hAnsi="Times New Roman"/>
-          <w:i/>
+          <w:sz w:val="21"/>
+        </w:rPr>
+        <w:t xml:space="preserve"> </w:t>
+      </w:r>
+      <w:r>
+        <w:rPr>
+          <w:rFonts w:hint="eastAsia" w:eastAsia="FangSong" w:ascii="Times New Roman" w:hAnsi="Times New Roman"/>
+          <w:b w:val="0"/>
+          <w:i w:val="0"/>
           <w:iCs/>
+          <w:sz w:val="21"/>
         </w:rPr>
         <w:t xml:space="preserve">bcc（配位数</w:t>
       </w:r>
       <w:r>
         <w:rPr>
-          <w:i/>
+          <w:b w:val="0"/>
+          <w:i w:val="0"/>
           <w:iCs/>
-        </w:rPr>
-        <w:t xml:space="preserve"> </w:t>
-      </w:r>
-      <w:r>
-        <w:rPr>
-          <w:rFonts w:hint="eastAsia" w:eastAsia="SimSun" w:ascii="Times New Roman" w:hAnsi="Times New Roman"/>
-          <w:i/>
+          <w:sz w:val="21"/>
+        </w:rPr>
+        <w:t xml:space="preserve"> </w:t>
+      </w:r>
+      <w:r>
+        <w:rPr>
+          <w:rFonts w:hint="eastAsia" w:eastAsia="FangSong" w:ascii="Times New Roman" w:hAnsi="Times New Roman"/>
+          <w:b w:val="0"/>
+          <w:i w:val="0"/>
           <w:iCs/>
+          <w:sz w:val="21"/>
         </w:rPr>
         <w:t xml:space="preserve">8，68</w:t>
       </w:r>
       <w:r>
         <w:rPr>
-          <w:i/>
+          <w:b w:val="0"/>
+          <w:i w:val="0"/>
           <w:iCs/>
-        </w:rPr>
-        <w:t xml:space="preserve"> </w:t>
-      </w:r>
-      <w:r>
-        <w:rPr>
-          <w:rFonts w:hint="eastAsia" w:eastAsia="SimSun" w:ascii="Times New Roman" w:hAnsi="Times New Roman"/>
-          <w:i/>
+          <w:sz w:val="21"/>
+        </w:rPr>
+        <w:t xml:space="preserve"> </w:t>
+      </w:r>
+      <w:r>
+        <w:rPr>
+          <w:rFonts w:hint="eastAsia" w:eastAsia="FangSong" w:ascii="Times New Roman" w:hAnsi="Times New Roman"/>
+          <w:b w:val="0"/>
+          <w:i w:val="0"/>
           <w:iCs/>
+          <w:sz w:val="21"/>
         </w:rPr>
         <w:t xml:space="preserve">%），面心立方</w:t>
       </w:r>
       <w:r>
         <w:rPr>
-          <w:i/>
+          <w:b w:val="0"/>
+          <w:i w:val="0"/>
           <w:iCs/>
-        </w:rPr>
-        <w:t xml:space="preserve"> </w:t>
-      </w:r>
-      <w:r>
-        <w:rPr>
-          <w:rFonts w:hint="eastAsia" w:eastAsia="SimSun" w:ascii="Times New Roman" w:hAnsi="Times New Roman"/>
-          <w:i/>
+          <w:sz w:val="21"/>
+        </w:rPr>
+        <w:t xml:space="preserve"> </w:t>
+      </w:r>
+      <w:r>
+        <w:rPr>
+          <w:rFonts w:hint="eastAsia" w:eastAsia="FangSong" w:ascii="Times New Roman" w:hAnsi="Times New Roman"/>
+          <w:b w:val="0"/>
+          <w:i w:val="0"/>
           <w:iCs/>
+          <w:sz w:val="21"/>
         </w:rPr>
         <w:t xml:space="preserve">fcc（配位数</w:t>
       </w:r>
       <w:r>
         <w:rPr>
-          <w:i/>
+          <w:b w:val="0"/>
+          <w:i w:val="0"/>
           <w:iCs/>
-        </w:rPr>
-        <w:t xml:space="preserve"> </w:t>
-      </w:r>
-      <w:r>
-        <w:rPr>
-          <w:rFonts w:hint="eastAsia" w:eastAsia="SimSun" w:ascii="Times New Roman" w:hAnsi="Times New Roman"/>
-          <w:i/>
+          <w:sz w:val="21"/>
+        </w:rPr>
+        <w:t xml:space="preserve"> </w:t>
+      </w:r>
+      <w:r>
+        <w:rPr>
+          <w:rFonts w:hint="eastAsia" w:eastAsia="FangSong" w:ascii="Times New Roman" w:hAnsi="Times New Roman"/>
+          <w:b w:val="0"/>
+          <w:i w:val="0"/>
           <w:iCs/>
+          <w:sz w:val="21"/>
         </w:rPr>
         <w:t xml:space="preserve">12，74</w:t>
       </w:r>
       <w:r>
         <w:rPr>
-          <w:i/>
+          <w:b w:val="0"/>
+          <w:i w:val="0"/>
           <w:iCs/>
-        </w:rPr>
-        <w:t xml:space="preserve"> </w:t>
-      </w:r>
-      <w:r>
-        <w:rPr>
-          <w:rFonts w:hint="eastAsia" w:eastAsia="SimSun" w:ascii="Times New Roman" w:hAnsi="Times New Roman"/>
-          <w:i/>
+          <w:sz w:val="21"/>
+        </w:rPr>
+        <w:t xml:space="preserve"> </w:t>
+      </w:r>
+      <w:r>
+        <w:rPr>
+          <w:rFonts w:hint="eastAsia" w:eastAsia="FangSong" w:ascii="Times New Roman" w:hAnsi="Times New Roman"/>
+          <w:b w:val="0"/>
+          <w:i w:val="0"/>
           <w:iCs/>
+          <w:sz w:val="21"/>
         </w:rPr>
         <w:t xml:space="preserve">%）（普化原理第4版</w:t>
       </w:r>
       <w:r>
         <w:rPr>
-          <w:i/>
+          <w:b w:val="0"/>
+          <w:i w:val="0"/>
           <w:iCs/>
-        </w:rPr>
-        <w:t xml:space="preserve"> </w:t>
-      </w:r>
-      <w:r>
-        <w:rPr>
-          <w:rFonts w:hint="eastAsia" w:eastAsia="SimSun" w:ascii="Times New Roman" w:hAnsi="Times New Roman"/>
-          <w:i/>
+          <w:sz w:val="21"/>
+        </w:rPr>
+        <w:t xml:space="preserve"> </w:t>
+      </w:r>
+      <w:r>
+        <w:rPr>
+          <w:rFonts w:hint="eastAsia" w:eastAsia="FangSong" w:ascii="Times New Roman" w:hAnsi="Times New Roman"/>
+          <w:b w:val="0"/>
+          <w:i w:val="0"/>
           <w:iCs/>
+          <w:sz w:val="21"/>
         </w:rPr>
         <w:t xml:space="preserve">图13.7、图13.10）</w:t>
       </w:r>
@@ -6358,8 +6958,8 @@
         <w:t xml:space="preserve">体心晶胞，而是简单立方晶胞。</w:t>
       </w:r>
     </w:p>
-    <w:bookmarkEnd w:id="23"/>
-    <w:bookmarkStart w:id="24" w:name="晶胞中原子的分数坐标"/>
+    <w:bookmarkEnd w:id="53"/>
+    <w:bookmarkStart w:id="54" w:name="晶胞中原子的分数坐标"/>
     <w:p>
       <w:pPr>
         <w:pStyle w:val="Heading3"/>
@@ -6420,6 +7020,14 @@
         <w:t xml:space="preserve">表示：</w:t>
       </w:r>
       <m:oMath>
+        <m:oMathPr>
+          <m:ctrlPr>
+            <w:rPr>
+              <w:sz w:val="28"/>
+              <w:szCs w:val="28"/>
+            </w:rPr>
+          </m:ctrlPr>
+        </m:oMathPr>
         <m:r>
           <m:rPr>
             <m:sty m:val="p"/>
@@ -6464,6 +7072,14 @@
         <w:t xml:space="preserve"> </w:t>
       </w:r>
       <m:oMath>
+        <m:oMathPr>
+          <m:ctrlPr>
+            <w:rPr>
+              <w:sz w:val="28"/>
+              <w:szCs w:val="28"/>
+            </w:rPr>
+          </m:ctrlPr>
+        </m:oMathPr>
         <m:r>
           <m:t>x</m:t>
         </m:r>
@@ -7268,6 +7884,14 @@
         <w:t xml:space="preserve"> </w:t>
       </w:r>
       <m:oMath>
+        <m:oMathPr>
+          <m:ctrlPr>
+            <w:rPr>
+              <w:sz w:val="28"/>
+              <w:szCs w:val="28"/>
+            </w:rPr>
+          </m:ctrlPr>
+        </m:oMathPr>
         <m:r>
           <m:t>0</m:t>
         </m:r>
@@ -7318,6 +7942,14 @@
         <w:t xml:space="preserve"> </w:t>
       </w:r>
       <m:oMath>
+        <m:oMathPr>
+          <m:ctrlPr>
+            <w:rPr>
+              <w:sz w:val="28"/>
+              <w:szCs w:val="28"/>
+            </w:rPr>
+          </m:ctrlPr>
+        </m:oMathPr>
         <m:r>
           <m:rPr>
             <m:sty m:val="p"/>
@@ -7365,6 +7997,14 @@
         <w:t xml:space="preserve"> </w:t>
       </w:r>
       <m:oMath>
+        <m:oMathPr>
+          <m:ctrlPr>
+            <w:rPr>
+              <w:sz w:val="28"/>
+              <w:szCs w:val="28"/>
+            </w:rPr>
+          </m:ctrlPr>
+        </m:oMathPr>
         <m:r>
           <m:rPr>
             <m:sty m:val="p"/>
@@ -7403,8 +8043,8 @@
         <w:t xml:space="preserve">。</w:t>
       </w:r>
     </w:p>
-    <w:bookmarkEnd w:id="24"/>
-    <w:bookmarkStart w:id="25" w:name="晶胞中的原子计数"/>
+    <w:bookmarkEnd w:id="54"/>
+    <w:bookmarkStart w:id="61" w:name="晶胞中的原子计数"/>
     <w:p>
       <w:pPr>
         <w:pStyle w:val="Heading3"/>
@@ -7471,7 +8111,7 @@
           <w:p>
             <w:pPr>
               <w:pStyle w:val="Compact"/>
-              <w:jc w:val="left"/>
+              <w:jc w:val="center"/>
             </w:pPr>
             <w:r>
               <w:rPr>
@@ -7527,7 +8167,7 @@
           <w:p>
             <w:pPr>
               <w:pStyle w:val="Compact"/>
-              <w:jc w:val="left"/>
+              <w:jc w:val="center"/>
             </w:pPr>
             <w:r>
               <w:rPr>
@@ -7614,7 +8254,7 @@
           <w:p>
             <w:pPr>
               <w:pStyle w:val="Compact"/>
-              <w:jc w:val="left"/>
+              <w:jc w:val="center"/>
             </w:pPr>
             <w:r>
               <w:rPr>
@@ -7701,7 +8341,7 @@
           <w:p>
             <w:pPr>
               <w:pStyle w:val="Compact"/>
-              <w:jc w:val="left"/>
+              <w:jc w:val="center"/>
             </w:pPr>
             <w:r>
               <w:rPr>
@@ -7779,7 +8419,7 @@
           <w:p>
             <w:pPr>
               <w:pStyle w:val="Compact"/>
-              <w:jc w:val="left"/>
+              <w:jc w:val="center"/>
             </w:pPr>
             <w:r>
               <w:rPr>
@@ -7913,6 +8553,14 @@
         <w:t xml:space="preserve"> </w:t>
       </w:r>
       <m:oMath>
+        <m:oMathPr>
+          <m:ctrlPr>
+            <w:rPr>
+              <w:sz w:val="28"/>
+              <w:szCs w:val="28"/>
+            </w:rPr>
+          </m:ctrlPr>
+        </m:oMathPr>
         <m:r>
           <m:rPr>
             <m:sty m:val="p"/>
@@ -8137,6 +8785,14 @@
         <w:t xml:space="preserve"> </w:t>
       </w:r>
       <m:oMath>
+        <m:oMathPr>
+          <m:ctrlPr>
+            <w:rPr>
+              <w:sz w:val="28"/>
+              <w:szCs w:val="28"/>
+            </w:rPr>
+          </m:ctrlPr>
+        </m:oMathPr>
         <m:r>
           <m:rPr>
             <m:sty m:val="p"/>
@@ -8409,135 +9065,258 @@
     <w:p>
       <w:pPr>
         <w:pStyle w:val="BodyText"/>
+        <w:jc w:val="center"/>
       </w:pPr>
       <w:r>
         <w:rPr>
-          <w:rFonts w:hint="eastAsia" w:eastAsia="SimSun" w:ascii="Times New Roman" w:hAnsi="Times New Roman"/>
-        </w:rPr>
-        <w:t xml:space="preserve">!金刚石结构</w:t>
-      </w:r>
-      <w:r>
-        <w:t xml:space="preserve"> </w:t>
-      </w:r>
-      <w:r>
-        <w:rPr>
-          <w:rFonts w:hint="eastAsia" w:eastAsia="SimSun" w:ascii="Times New Roman" w:hAnsi="Times New Roman"/>
-        </w:rPr>
-        <w:t xml:space="preserve">!金刚石晶胞</w:t>
-      </w:r>
-      <w:r>
-        <w:t xml:space="preserve"> </w:t>
-      </w:r>
-      <w:r>
-        <w:rPr>
-          <w:rFonts w:hint="eastAsia" w:eastAsia="SimSun" w:ascii="Times New Roman" w:hAnsi="Times New Roman"/>
-          <w:i/>
+          <w:b w:val="0"/>
+          <w:i w:val="0"/>
+          <w:sz w:val="21"/>
+        </w:rPr>
+        <w:drawing>
+          <wp:inline>
+            <wp:extent cx="5080000" cy="4267200"/>
+            <wp:effectExtent b="0" l="0" r="0" t="0"/>
+            <wp:docPr descr="金刚石结构" title="" id="56" name="Picture"/>
+            <a:graphic>
+              <a:graphicData uri="http://schemas.openxmlformats.org/drawingml/2006/picture">
+                <pic:pic>
+                  <pic:nvPicPr>
+                    <pic:cNvPr descr="media/13-15c-diamond-unit-cell-atom-count.jpg" id="57" name="Picture"/>
+                    <pic:cNvPicPr>
+                      <a:picLocks noChangeArrowheads="1" noChangeAspect="1"/>
+                    </pic:cNvPicPr>
+                  </pic:nvPicPr>
+                  <pic:blipFill>
+                    <a:blip r:embed="rId55"/>
+                    <a:stretch>
+                      <a:fillRect/>
+                    </a:stretch>
+                  </pic:blipFill>
+                  <pic:spPr bwMode="auto">
+                    <a:xfrm>
+                      <a:off x="0" y="0"/>
+                      <a:ext cx="5080000" cy="4267200"/>
+                    </a:xfrm>
+                    <a:prstGeom prst="rect">
+                      <a:avLst/>
+                    </a:prstGeom>
+                    <a:noFill/>
+                    <a:ln w="9525">
+                      <a:noFill/>
+                      <a:headEnd/>
+                      <a:tailEnd/>
+                    </a:ln>
+                  </pic:spPr>
+                </pic:pic>
+              </a:graphicData>
+            </a:graphic>
+          </wp:inline>
+        </w:drawing>
+      </w:r>
+      <w:r>
+        <w:rPr>
+          <w:b w:val="0"/>
+          <w:i w:val="0"/>
+          <w:sz w:val="21"/>
+        </w:rPr>
+        <w:t xml:space="preserve"> </w:t>
+      </w:r>
+      <w:r>
+        <w:rPr>
+          <w:b w:val="0"/>
+          <w:i w:val="0"/>
+          <w:sz w:val="21"/>
+        </w:rPr>
+        <w:drawing>
+          <wp:inline>
+            <wp:extent cx="5219700" cy="4584700"/>
+            <wp:effectExtent b="0" l="0" r="0" t="0"/>
+            <wp:docPr descr="金刚石晶胞" title="" id="59" name="Picture"/>
+            <a:graphic>
+              <a:graphicData uri="http://schemas.openxmlformats.org/drawingml/2006/picture">
+                <pic:pic>
+                  <pic:nvPicPr>
+                    <pic:cNvPr descr="media/13-15-diamond-crystal-structure-fcc-unit-cell.jpg" id="60" name="Picture"/>
+                    <pic:cNvPicPr>
+                      <a:picLocks noChangeArrowheads="1" noChangeAspect="1"/>
+                    </pic:cNvPicPr>
+                  </pic:nvPicPr>
+                  <pic:blipFill>
+                    <a:blip r:embed="rId58"/>
+                    <a:stretch>
+                      <a:fillRect/>
+                    </a:stretch>
+                  </pic:blipFill>
+                  <pic:spPr bwMode="auto">
+                    <a:xfrm>
+                      <a:off x="0" y="0"/>
+                      <a:ext cx="5219700" cy="4584700"/>
+                    </a:xfrm>
+                    <a:prstGeom prst="rect">
+                      <a:avLst/>
+                    </a:prstGeom>
+                    <a:noFill/>
+                    <a:ln w="9525">
+                      <a:noFill/>
+                      <a:headEnd/>
+                      <a:tailEnd/>
+                    </a:ln>
+                  </pic:spPr>
+                </pic:pic>
+              </a:graphicData>
+            </a:graphic>
+          </wp:inline>
+        </w:drawing>
+      </w:r>
+      <w:r>
+        <w:rPr>
+          <w:b w:val="0"/>
+          <w:i w:val="0"/>
+          <w:sz w:val="21"/>
+        </w:rPr>
+        <w:t xml:space="preserve"> </w:t>
+      </w:r>
+      <w:r>
+        <w:rPr>
+          <w:rFonts w:hint="eastAsia" w:eastAsia="FangSong" w:ascii="Times New Roman" w:hAnsi="Times New Roman"/>
+          <w:b w:val="0"/>
+          <w:i w:val="0"/>
           <w:iCs/>
+          <w:sz w:val="21"/>
         </w:rPr>
         <w:t xml:space="preserve">图</w:t>
       </w:r>
       <w:r>
         <w:rPr>
-          <w:i/>
+          <w:b w:val="0"/>
+          <w:i w:val="0"/>
           <w:iCs/>
-        </w:rPr>
-        <w:t xml:space="preserve"> </w:t>
-      </w:r>
-      <w:r>
-        <w:rPr>
-          <w:rFonts w:hint="eastAsia" w:eastAsia="SimSun" w:ascii="Times New Roman" w:hAnsi="Times New Roman"/>
-          <w:i/>
+          <w:sz w:val="21"/>
+        </w:rPr>
+        <w:t xml:space="preserve"> </w:t>
+      </w:r>
+      <w:r>
+        <w:rPr>
+          <w:rFonts w:hint="eastAsia" w:eastAsia="FangSong" w:ascii="Times New Roman" w:hAnsi="Times New Roman"/>
+          <w:b w:val="0"/>
+          <w:i w:val="0"/>
           <w:iCs/>
+          <w:sz w:val="21"/>
         </w:rPr>
         <w:t xml:space="preserve">金刚石的晶体结构和面心立方晶胞（左：金刚石中</w:t>
       </w:r>
       <w:r>
         <w:rPr>
-          <w:i/>
+          <w:b w:val="0"/>
+          <w:i w:val="0"/>
           <w:iCs/>
+          <w:sz w:val="21"/>
         </w:rPr>
         <w:t xml:space="preserve"> C </w:t>
       </w:r>
       <w:r>
         <w:rPr>
-          <w:rFonts w:hint="eastAsia" w:eastAsia="SimSun" w:ascii="Times New Roman" w:hAnsi="Times New Roman"/>
-          <w:i/>
+          <w:rFonts w:hint="eastAsia" w:eastAsia="FangSong" w:ascii="Times New Roman" w:hAnsi="Times New Roman"/>
+          <w:b w:val="0"/>
+          <w:i w:val="0"/>
           <w:iCs/>
+          <w:sz w:val="21"/>
         </w:rPr>
         <w:t xml:space="preserve">原子以</w:t>
       </w:r>
       <w:r>
         <w:rPr>
-          <w:i/>
+          <w:b w:val="0"/>
+          <w:i w:val="0"/>
           <w:iCs/>
+          <w:sz w:val="21"/>
         </w:rPr>
         <w:t xml:space="preserve"> sp³ </w:t>
       </w:r>
       <w:r>
         <w:rPr>
-          <w:rFonts w:hint="eastAsia" w:eastAsia="SimSun" w:ascii="Times New Roman" w:hAnsi="Times New Roman"/>
-          <w:i/>
+          <w:rFonts w:hint="eastAsia" w:eastAsia="FangSong" w:ascii="Times New Roman" w:hAnsi="Times New Roman"/>
+          <w:b w:val="0"/>
+          <w:i w:val="0"/>
           <w:iCs/>
+          <w:sz w:val="21"/>
         </w:rPr>
         <w:t xml:space="preserve">杂化形成的三维网状结构；右：从金刚石结构中取出的面心立方晶胞，含</w:t>
       </w:r>
       <w:r>
         <w:rPr>
-          <w:i/>
+          <w:b w:val="0"/>
+          <w:i w:val="0"/>
           <w:iCs/>
+          <w:sz w:val="21"/>
         </w:rPr>
         <w:t xml:space="preserve"> 8 </w:t>
       </w:r>
       <w:r>
         <w:rPr>
-          <w:rFonts w:hint="eastAsia" w:eastAsia="SimSun" w:ascii="Times New Roman" w:hAnsi="Times New Roman"/>
-          <w:i/>
+          <w:rFonts w:hint="eastAsia" w:eastAsia="FangSong" w:ascii="Times New Roman" w:hAnsi="Times New Roman"/>
+          <w:b w:val="0"/>
+          <w:i w:val="0"/>
           <w:iCs/>
+          <w:sz w:val="21"/>
         </w:rPr>
         <w:t xml:space="preserve">个碳原子，其中</w:t>
       </w:r>
       <w:r>
         <w:rPr>
-          <w:i/>
+          <w:b w:val="0"/>
+          <w:i w:val="0"/>
           <w:iCs/>
+          <w:sz w:val="21"/>
         </w:rPr>
         <w:t xml:space="preserve"> 4 </w:t>
       </w:r>
       <w:r>
         <w:rPr>
-          <w:rFonts w:hint="eastAsia" w:eastAsia="SimSun" w:ascii="Times New Roman" w:hAnsi="Times New Roman"/>
-          <w:i/>
+          <w:rFonts w:hint="eastAsia" w:eastAsia="FangSong" w:ascii="Times New Roman" w:hAnsi="Times New Roman"/>
+          <w:b w:val="0"/>
+          <w:i w:val="0"/>
           <w:iCs/>
+          <w:sz w:val="21"/>
         </w:rPr>
         <w:t xml:space="preserve">个在顶点/面心、4</w:t>
       </w:r>
       <w:r>
         <w:rPr>
-          <w:i/>
+          <w:b w:val="0"/>
+          <w:i w:val="0"/>
           <w:iCs/>
-        </w:rPr>
-        <w:t xml:space="preserve"> </w:t>
-      </w:r>
-      <w:r>
-        <w:rPr>
-          <w:rFonts w:hint="eastAsia" w:eastAsia="SimSun" w:ascii="Times New Roman" w:hAnsi="Times New Roman"/>
-          <w:i/>
+          <w:sz w:val="21"/>
+        </w:rPr>
+        <w:t xml:space="preserve"> </w:t>
+      </w:r>
+      <w:r>
+        <w:rPr>
+          <w:rFonts w:hint="eastAsia" w:eastAsia="FangSong" w:ascii="Times New Roman" w:hAnsi="Times New Roman"/>
+          <w:b w:val="0"/>
+          <w:i w:val="0"/>
           <w:iCs/>
+          <w:sz w:val="21"/>
         </w:rPr>
         <w:t xml:space="preserve">个在体内四面体空隙）（普化原理第4版</w:t>
       </w:r>
       <w:r>
         <w:rPr>
-          <w:i/>
+          <w:b w:val="0"/>
+          <w:i w:val="0"/>
           <w:iCs/>
-        </w:rPr>
-        <w:t xml:space="preserve"> </w:t>
-      </w:r>
-      <w:r>
-        <w:rPr>
-          <w:rFonts w:hint="eastAsia" w:eastAsia="SimSun" w:ascii="Times New Roman" w:hAnsi="Times New Roman"/>
-          <w:i/>
+          <w:sz w:val="21"/>
+        </w:rPr>
+        <w:t xml:space="preserve"> </w:t>
+      </w:r>
+      <w:r>
+        <w:rPr>
+          <w:rFonts w:hint="eastAsia" w:eastAsia="FangSong" w:ascii="Times New Roman" w:hAnsi="Times New Roman"/>
+          <w:b w:val="0"/>
+          <w:i w:val="0"/>
           <w:iCs/>
+          <w:sz w:val="21"/>
         </w:rPr>
         <w:t xml:space="preserve">图13.15）</w:t>
       </w:r>
@@ -8549,9 +9328,9 @@
         </w:pict>
       </w:r>
     </w:p>
-    <w:bookmarkEnd w:id="25"/>
-    <w:bookmarkEnd w:id="26"/>
-    <w:bookmarkStart w:id="31" w:name="五等同点系"/>
+    <w:bookmarkEnd w:id="61"/>
+    <w:bookmarkEnd w:id="62"/>
+    <w:bookmarkStart w:id="76" w:name="五等同点系"/>
     <w:p>
       <w:pPr>
         <w:pStyle w:val="Heading2"/>
@@ -8563,7 +9342,7 @@
         <w:t xml:space="preserve">五、等同点系</w:t>
       </w:r>
     </w:p>
-    <w:bookmarkStart w:id="27" w:name="定义"/>
+    <w:bookmarkStart w:id="63" w:name="定义"/>
     <w:p>
       <w:pPr>
         <w:pStyle w:val="Heading3"/>
@@ -8618,8 +9397,8 @@
         <w:t xml:space="preserve">。</w:t>
       </w:r>
     </w:p>
-    <w:bookmarkEnd w:id="27"/>
-    <w:bookmarkStart w:id="28" w:name="拆分规则"/>
+    <w:bookmarkEnd w:id="63"/>
+    <w:bookmarkStart w:id="64" w:name="拆分规则"/>
     <w:p>
       <w:pPr>
         <w:pStyle w:val="Heading3"/>
@@ -8669,7 +9448,7 @@
           <w:p>
             <w:pPr>
               <w:pStyle w:val="Compact"/>
-              <w:jc w:val="left"/>
+              <w:jc w:val="center"/>
             </w:pPr>
             <w:r>
               <w:rPr>
@@ -8702,7 +9481,7 @@
           <w:p>
             <w:pPr>
               <w:pStyle w:val="Compact"/>
-              <w:jc w:val="left"/>
+              <w:jc w:val="center"/>
             </w:pPr>
             <w:r>
               <w:rPr>
@@ -8734,7 +9513,7 @@
           <w:p>
             <w:pPr>
               <w:pStyle w:val="Compact"/>
-              <w:jc w:val="left"/>
+              <w:jc w:val="center"/>
             </w:pPr>
             <w:r>
               <w:rPr>
@@ -8766,7 +9545,7 @@
           <w:p>
             <w:pPr>
               <w:pStyle w:val="Compact"/>
-              <w:jc w:val="left"/>
+              <w:jc w:val="center"/>
             </w:pPr>
             <w:r>
               <w:rPr>
@@ -8778,8 +9557,8 @@
         </w:tc>
       </w:tr>
     </w:tbl>
-    <w:bookmarkEnd w:id="28"/>
-    <w:bookmarkStart w:id="29" w:name="应用示例"/>
+    <w:bookmarkEnd w:id="64"/>
+    <w:bookmarkStart w:id="74" w:name="应用示例"/>
     <w:p>
       <w:pPr>
         <w:pStyle w:val="Heading3"/>
@@ -9005,285 +9784,471 @@
     <w:p>
       <w:pPr>
         <w:pStyle w:val="BodyText"/>
+        <w:jc w:val="center"/>
       </w:pPr>
       <w:r>
-        <w:t xml:space="preserve">!NaCl </w:t>
-      </w:r>
-      <w:r>
-        <w:rPr>
-          <w:rFonts w:hint="eastAsia" w:eastAsia="SimSun" w:ascii="Times New Roman" w:hAnsi="Times New Roman"/>
-        </w:rPr>
-        <w:t xml:space="preserve">型晶体结构</w:t>
-      </w:r>
-      <w:r>
-        <w:t xml:space="preserve"> </w:t>
-      </w:r>
-      <w:r>
-        <w:t xml:space="preserve">!CsCl </w:t>
-      </w:r>
-      <w:r>
-        <w:rPr>
-          <w:rFonts w:hint="eastAsia" w:eastAsia="SimSun" w:ascii="Times New Roman" w:hAnsi="Times New Roman"/>
-        </w:rPr>
-        <w:t xml:space="preserve">型晶体结构</w:t>
-      </w:r>
-      <w:r>
-        <w:t xml:space="preserve"> </w:t>
-      </w:r>
-      <w:r>
-        <w:rPr>
-          <w:rFonts w:hint="eastAsia" w:eastAsia="SimSun" w:ascii="Times New Roman" w:hAnsi="Times New Roman"/>
-        </w:rPr>
-        <w:t xml:space="preserve">!立方</w:t>
-      </w:r>
-      <w:r>
+        <w:rPr>
+          <w:b w:val="0"/>
+          <w:i w:val="0"/>
+          <w:sz w:val="21"/>
+        </w:rPr>
+        <w:drawing>
+          <wp:inline>
+            <wp:extent cx="3632200" cy="3340100"/>
+            <wp:effectExtent b="0" l="0" r="0" t="0"/>
+            <wp:docPr descr="NaCl 型晶体结构" title="" id="66" name="Picture"/>
+            <a:graphic>
+              <a:graphicData uri="http://schemas.openxmlformats.org/drawingml/2006/picture">
+                <pic:pic>
+                  <pic:nvPicPr>
+                    <pic:cNvPr descr="media/13-11a-nacl-cscl-zns-three-ab-structures.jpg" id="67" name="Picture"/>
+                    <pic:cNvPicPr>
+                      <a:picLocks noChangeArrowheads="1" noChangeAspect="1"/>
+                    </pic:cNvPicPr>
+                  </pic:nvPicPr>
+                  <pic:blipFill>
+                    <a:blip r:embed="rId65"/>
+                    <a:stretch>
+                      <a:fillRect/>
+                    </a:stretch>
+                  </pic:blipFill>
+                  <pic:spPr bwMode="auto">
+                    <a:xfrm>
+                      <a:off x="0" y="0"/>
+                      <a:ext cx="3632200" cy="3340100"/>
+                    </a:xfrm>
+                    <a:prstGeom prst="rect">
+                      <a:avLst/>
+                    </a:prstGeom>
+                    <a:noFill/>
+                    <a:ln w="9525">
+                      <a:noFill/>
+                      <a:headEnd/>
+                      <a:tailEnd/>
+                    </a:ln>
+                  </pic:spPr>
+                </pic:pic>
+              </a:graphicData>
+            </a:graphic>
+          </wp:inline>
+        </w:drawing>
+      </w:r>
+      <w:r>
+        <w:rPr>
+          <w:b w:val="0"/>
+          <w:i w:val="0"/>
+          <w:sz w:val="21"/>
+        </w:rPr>
+        <w:t xml:space="preserve"> </w:t>
+      </w:r>
+      <w:r>
+        <w:rPr>
+          <w:b w:val="0"/>
+          <w:i w:val="0"/>
+          <w:sz w:val="21"/>
+        </w:rPr>
+        <w:drawing>
+          <wp:inline>
+            <wp:extent cx="3429000" cy="3251200"/>
+            <wp:effectExtent b="0" l="0" r="0" t="0"/>
+            <wp:docPr descr="CsCl 型晶体结构" title="" id="69" name="Picture"/>
+            <a:graphic>
+              <a:graphicData uri="http://schemas.openxmlformats.org/drawingml/2006/picture">
+                <pic:pic>
+                  <pic:nvPicPr>
+                    <pic:cNvPr descr="media/13-11b-cscl-structure-unit-cell.jpg" id="70" name="Picture"/>
+                    <pic:cNvPicPr>
+                      <a:picLocks noChangeArrowheads="1" noChangeAspect="1"/>
+                    </pic:cNvPicPr>
+                  </pic:nvPicPr>
+                  <pic:blipFill>
+                    <a:blip r:embed="rId68"/>
+                    <a:stretch>
+                      <a:fillRect/>
+                    </a:stretch>
+                  </pic:blipFill>
+                  <pic:spPr bwMode="auto">
+                    <a:xfrm>
+                      <a:off x="0" y="0"/>
+                      <a:ext cx="3429000" cy="3251200"/>
+                    </a:xfrm>
+                    <a:prstGeom prst="rect">
+                      <a:avLst/>
+                    </a:prstGeom>
+                    <a:noFill/>
+                    <a:ln w="9525">
+                      <a:noFill/>
+                      <a:headEnd/>
+                      <a:tailEnd/>
+                    </a:ln>
+                  </pic:spPr>
+                </pic:pic>
+              </a:graphicData>
+            </a:graphic>
+          </wp:inline>
+        </w:drawing>
+      </w:r>
+      <w:r>
+        <w:rPr>
+          <w:b w:val="0"/>
+          <w:i w:val="0"/>
+          <w:sz w:val="21"/>
+        </w:rPr>
+        <w:t xml:space="preserve"> </w:t>
+      </w:r>
+      <w:r>
+        <w:rPr>
+          <w:b w:val="0"/>
+          <w:i w:val="0"/>
+          <w:sz w:val="21"/>
+        </w:rPr>
+        <w:drawing>
+          <wp:inline>
+            <wp:extent cx="3568700" cy="3276600"/>
+            <wp:effectExtent b="0" l="0" r="0" t="0"/>
+            <wp:docPr descr="立方 ZnS 型晶体结构" title="" id="72" name="Picture"/>
+            <a:graphic>
+              <a:graphicData uri="http://schemas.openxmlformats.org/drawingml/2006/picture">
+                <pic:pic>
+                  <pic:nvPicPr>
+                    <pic:cNvPr descr="media/13-11-three-ab-ionic-crystal-structures-nacl-cscl-zns.jpg" id="73" name="Picture"/>
+                    <pic:cNvPicPr>
+                      <a:picLocks noChangeArrowheads="1" noChangeAspect="1"/>
+                    </pic:cNvPicPr>
+                  </pic:nvPicPr>
+                  <pic:blipFill>
+                    <a:blip r:embed="rId71"/>
+                    <a:stretch>
+                      <a:fillRect/>
+                    </a:stretch>
+                  </pic:blipFill>
+                  <pic:spPr bwMode="auto">
+                    <a:xfrm>
+                      <a:off x="0" y="0"/>
+                      <a:ext cx="3568700" cy="3276600"/>
+                    </a:xfrm>
+                    <a:prstGeom prst="rect">
+                      <a:avLst/>
+                    </a:prstGeom>
+                    <a:noFill/>
+                    <a:ln w="9525">
+                      <a:noFill/>
+                      <a:headEnd/>
+                      <a:tailEnd/>
+                    </a:ln>
+                  </pic:spPr>
+                </pic:pic>
+              </a:graphicData>
+            </a:graphic>
+          </wp:inline>
+        </w:drawing>
+      </w:r>
+      <w:r>
+        <w:rPr>
+          <w:b w:val="0"/>
+          <w:i w:val="0"/>
+          <w:sz w:val="21"/>
+        </w:rPr>
+        <w:t xml:space="preserve"> </w:t>
+      </w:r>
+      <w:r>
+        <w:rPr>
+          <w:rFonts w:hint="eastAsia" w:eastAsia="FangSong" w:ascii="Times New Roman" w:hAnsi="Times New Roman"/>
+          <w:b w:val="0"/>
+          <w:i w:val="0"/>
+          <w:iCs/>
+          <w:sz w:val="21"/>
+        </w:rPr>
+        <w:t xml:space="preserve">图</w:t>
+      </w:r>
+      <w:r>
+        <w:rPr>
+          <w:b w:val="0"/>
+          <w:i w:val="0"/>
+          <w:iCs/>
+          <w:sz w:val="21"/>
+        </w:rPr>
+        <w:t xml:space="preserve"> </w:t>
+      </w:r>
+      <w:r>
+        <w:rPr>
+          <w:rFonts w:hint="eastAsia" w:eastAsia="FangSong" w:ascii="Times New Roman" w:hAnsi="Times New Roman"/>
+          <w:b w:val="0"/>
+          <w:i w:val="0"/>
+          <w:iCs/>
+          <w:sz w:val="21"/>
+        </w:rPr>
+        <w:t xml:space="preserve">三种典型的</w:t>
+      </w:r>
+      <w:r>
+        <w:rPr>
+          <w:b w:val="0"/>
+          <w:i w:val="0"/>
+          <w:iCs/>
+          <w:sz w:val="21"/>
+        </w:rPr>
+        <w:t xml:space="preserve"> AB </w:t>
+      </w:r>
+      <w:r>
+        <w:rPr>
+          <w:rFonts w:hint="eastAsia" w:eastAsia="FangSong" w:ascii="Times New Roman" w:hAnsi="Times New Roman"/>
+          <w:b w:val="0"/>
+          <w:i w:val="0"/>
+          <w:iCs/>
+          <w:sz w:val="21"/>
+        </w:rPr>
+        <w:t xml:space="preserve">型离子晶体结构（从左至右：NaCl</w:t>
+      </w:r>
+      <w:r>
+        <w:rPr>
+          <w:b w:val="0"/>
+          <w:i w:val="0"/>
+          <w:iCs/>
+          <w:sz w:val="21"/>
+        </w:rPr>
+        <w:t xml:space="preserve"> </w:t>
+      </w:r>
+      <w:r>
+        <w:rPr>
+          <w:rFonts w:hint="eastAsia" w:eastAsia="FangSong" w:ascii="Times New Roman" w:hAnsi="Times New Roman"/>
+          <w:b w:val="0"/>
+          <w:i w:val="0"/>
+          <w:iCs/>
+          <w:sz w:val="21"/>
+        </w:rPr>
+        <w:t xml:space="preserve">型、CsCl</w:t>
+      </w:r>
+      <w:r>
+        <w:rPr>
+          <w:b w:val="0"/>
+          <w:i w:val="0"/>
+          <w:iCs/>
+          <w:sz w:val="21"/>
+        </w:rPr>
+        <w:t xml:space="preserve"> </w:t>
+      </w:r>
+      <w:r>
+        <w:rPr>
+          <w:rFonts w:hint="eastAsia" w:eastAsia="FangSong" w:ascii="Times New Roman" w:hAnsi="Times New Roman"/>
+          <w:b w:val="0"/>
+          <w:i w:val="0"/>
+          <w:iCs/>
+          <w:sz w:val="21"/>
+        </w:rPr>
+        <w:t xml:space="preserve">型、立方</w:t>
+      </w:r>
+      <w:r>
+        <w:rPr>
+          <w:b w:val="0"/>
+          <w:i w:val="0"/>
+          <w:iCs/>
+          <w:sz w:val="21"/>
+        </w:rPr>
         <w:t xml:space="preserve"> ZnS </w:t>
       </w:r>
       <w:r>
         <w:rPr>
-          <w:rFonts w:hint="eastAsia" w:eastAsia="SimSun" w:ascii="Times New Roman" w:hAnsi="Times New Roman"/>
-        </w:rPr>
-        <w:t xml:space="preserve">型晶体结构</w:t>
-      </w:r>
-      <w:r>
-        <w:t xml:space="preserve"> </w:t>
-      </w:r>
-      <w:r>
-        <w:rPr>
-          <w:rFonts w:hint="eastAsia" w:eastAsia="SimSun" w:ascii="Times New Roman" w:hAnsi="Times New Roman"/>
-          <w:i/>
+          <w:rFonts w:hint="eastAsia" w:eastAsia="FangSong" w:ascii="Times New Roman" w:hAnsi="Times New Roman"/>
+          <w:b w:val="0"/>
+          <w:i w:val="0"/>
           <w:iCs/>
-        </w:rPr>
-        <w:t xml:space="preserve">图</w:t>
-      </w:r>
-      <w:r>
-        <w:rPr>
-          <w:i/>
+          <w:sz w:val="21"/>
+        </w:rPr>
+        <w:t xml:space="preserve">型）—</w:t>
+      </w:r>
+      <w:r>
+        <w:rPr>
+          <w:b w:val="0"/>
+          <w:i w:val="0"/>
           <w:iCs/>
-        </w:rPr>
-        <w:t xml:space="preserve"> </w:t>
-      </w:r>
-      <w:r>
-        <w:rPr>
-          <w:rFonts w:hint="eastAsia" w:eastAsia="SimSun" w:ascii="Times New Roman" w:hAnsi="Times New Roman"/>
-          <w:i/>
+          <w:sz w:val="21"/>
+        </w:rPr>
+        <w:t xml:space="preserve"> NaCl </w:t>
+      </w:r>
+      <w:r>
+        <w:rPr>
+          <w:rFonts w:hint="eastAsia" w:eastAsia="FangSong" w:ascii="Times New Roman" w:hAnsi="Times New Roman"/>
+          <w:b w:val="0"/>
+          <w:i w:val="0"/>
           <w:iCs/>
-        </w:rPr>
-        <w:t xml:space="preserve">三种典型的</w:t>
-      </w:r>
-      <w:r>
-        <w:rPr>
-          <w:i/>
+          <w:sz w:val="21"/>
+        </w:rPr>
+        <w:t xml:space="preserve">中</w:t>
+      </w:r>
+      <w:r>
+        <w:rPr>
+          <w:b w:val="0"/>
+          <w:i w:val="0"/>
           <w:iCs/>
-        </w:rPr>
-        <w:t xml:space="preserve"> AB </w:t>
-      </w:r>
-      <w:r>
-        <w:rPr>
-          <w:rFonts w:hint="eastAsia" w:eastAsia="SimSun" w:ascii="Times New Roman" w:hAnsi="Times New Roman"/>
-          <w:i/>
+          <w:sz w:val="21"/>
+        </w:rPr>
+        <w:t xml:space="preserve"> Cl⁻ </w:t>
+      </w:r>
+      <w:r>
+        <w:rPr>
+          <w:rFonts w:hint="eastAsia" w:eastAsia="FangSong" w:ascii="Times New Roman" w:hAnsi="Times New Roman"/>
+          <w:b w:val="0"/>
+          <w:i w:val="0"/>
           <w:iCs/>
-        </w:rPr>
-        <w:t xml:space="preserve">型离子晶体结构（从左至右：NaCl</w:t>
-      </w:r>
-      <w:r>
-        <w:rPr>
-          <w:i/>
+          <w:sz w:val="21"/>
+        </w:rPr>
+        <w:t xml:space="preserve">面心立方密堆积，Na⁺</w:t>
+      </w:r>
+      <w:r>
+        <w:rPr>
+          <w:b w:val="0"/>
+          <w:i w:val="0"/>
           <w:iCs/>
-        </w:rPr>
-        <w:t xml:space="preserve"> </w:t>
-      </w:r>
-      <w:r>
-        <w:rPr>
-          <w:rFonts w:hint="eastAsia" w:eastAsia="SimSun" w:ascii="Times New Roman" w:hAnsi="Times New Roman"/>
-          <w:i/>
+          <w:sz w:val="21"/>
+        </w:rPr>
+        <w:t xml:space="preserve"> </w:t>
+      </w:r>
+      <w:r>
+        <w:rPr>
+          <w:rFonts w:hint="eastAsia" w:eastAsia="FangSong" w:ascii="Times New Roman" w:hAnsi="Times New Roman"/>
+          <w:b w:val="0"/>
+          <w:i w:val="0"/>
           <w:iCs/>
-        </w:rPr>
-        <w:t xml:space="preserve">型、CsCl</w:t>
-      </w:r>
-      <w:r>
-        <w:rPr>
-          <w:i/>
+          <w:sz w:val="21"/>
+        </w:rPr>
+        <w:t xml:space="preserve">填全部八面体空隙；CsCl</w:t>
+      </w:r>
+      <w:r>
+        <w:rPr>
+          <w:b w:val="0"/>
+          <w:i w:val="0"/>
           <w:iCs/>
-        </w:rPr>
-        <w:t xml:space="preserve"> </w:t>
-      </w:r>
-      <w:r>
-        <w:rPr>
-          <w:rFonts w:hint="eastAsia" w:eastAsia="SimSun" w:ascii="Times New Roman" w:hAnsi="Times New Roman"/>
-          <w:i/>
+          <w:sz w:val="21"/>
+        </w:rPr>
+        <w:t xml:space="preserve"> </w:t>
+      </w:r>
+      <w:r>
+        <w:rPr>
+          <w:rFonts w:hint="eastAsia" w:eastAsia="FangSong" w:ascii="Times New Roman" w:hAnsi="Times New Roman"/>
+          <w:b w:val="0"/>
+          <w:i w:val="0"/>
           <w:iCs/>
-        </w:rPr>
-        <w:t xml:space="preserve">型、立方</w:t>
-      </w:r>
-      <w:r>
-        <w:rPr>
-          <w:i/>
+          <w:sz w:val="21"/>
+        </w:rPr>
+        <w:t xml:space="preserve">中</w:t>
+      </w:r>
+      <w:r>
+        <w:rPr>
+          <w:b w:val="0"/>
+          <w:i w:val="0"/>
           <w:iCs/>
-        </w:rPr>
-        <w:t xml:space="preserve"> ZnS </w:t>
-      </w:r>
-      <w:r>
-        <w:rPr>
-          <w:rFonts w:hint="eastAsia" w:eastAsia="SimSun" w:ascii="Times New Roman" w:hAnsi="Times New Roman"/>
-          <w:i/>
+          <w:sz w:val="21"/>
+        </w:rPr>
+        <w:t xml:space="preserve"> Cl⁻ </w:t>
+      </w:r>
+      <w:r>
+        <w:rPr>
+          <w:rFonts w:hint="eastAsia" w:eastAsia="FangSong" w:ascii="Times New Roman" w:hAnsi="Times New Roman"/>
+          <w:b w:val="0"/>
+          <w:i w:val="0"/>
           <w:iCs/>
-        </w:rPr>
-        <w:t xml:space="preserve">型）—</w:t>
-      </w:r>
-      <w:r>
-        <w:rPr>
-          <w:i/>
+          <w:sz w:val="21"/>
+        </w:rPr>
+        <w:t xml:space="preserve">简单立方堆积，Cs⁺</w:t>
+      </w:r>
+      <w:r>
+        <w:rPr>
+          <w:b w:val="0"/>
+          <w:i w:val="0"/>
           <w:iCs/>
-        </w:rPr>
-        <w:t xml:space="preserve"> NaCl </w:t>
-      </w:r>
-      <w:r>
-        <w:rPr>
-          <w:rFonts w:hint="eastAsia" w:eastAsia="SimSun" w:ascii="Times New Roman" w:hAnsi="Times New Roman"/>
-          <w:i/>
+          <w:sz w:val="21"/>
+        </w:rPr>
+        <w:t xml:space="preserve"> </w:t>
+      </w:r>
+      <w:r>
+        <w:rPr>
+          <w:rFonts w:hint="eastAsia" w:eastAsia="FangSong" w:ascii="Times New Roman" w:hAnsi="Times New Roman"/>
+          <w:b w:val="0"/>
+          <w:i w:val="0"/>
           <w:iCs/>
+          <w:sz w:val="21"/>
+        </w:rPr>
+        <w:t xml:space="preserve">填立方体空隙；ZnS</w:t>
+      </w:r>
+      <w:r>
+        <w:rPr>
+          <w:b w:val="0"/>
+          <w:i w:val="0"/>
+          <w:iCs/>
+          <w:sz w:val="21"/>
+        </w:rPr>
+        <w:t xml:space="preserve"> </w:t>
+      </w:r>
+      <w:r>
+        <w:rPr>
+          <w:rFonts w:hint="eastAsia" w:eastAsia="FangSong" w:ascii="Times New Roman" w:hAnsi="Times New Roman"/>
+          <w:b w:val="0"/>
+          <w:i w:val="0"/>
+          <w:iCs/>
+          <w:sz w:val="21"/>
         </w:rPr>
         <w:t xml:space="preserve">中</w:t>
       </w:r>
       <w:r>
         <w:rPr>
-          <w:i/>
+          <w:b w:val="0"/>
+          <w:i w:val="0"/>
           <w:iCs/>
-        </w:rPr>
-        <w:t xml:space="preserve"> Cl⁻ </w:t>
-      </w:r>
-      <w:r>
-        <w:rPr>
-          <w:rFonts w:hint="eastAsia" w:eastAsia="SimSun" w:ascii="Times New Roman" w:hAnsi="Times New Roman"/>
-          <w:i/>
+          <w:sz w:val="21"/>
+        </w:rPr>
+        <w:t xml:space="preserve"> S²⁻ </w:t>
+      </w:r>
+      <w:r>
+        <w:rPr>
+          <w:rFonts w:hint="eastAsia" w:eastAsia="FangSong" w:ascii="Times New Roman" w:hAnsi="Times New Roman"/>
+          <w:b w:val="0"/>
+          <w:i w:val="0"/>
           <w:iCs/>
-        </w:rPr>
-        <w:t xml:space="preserve">面心立方密堆积，Na⁺</w:t>
-      </w:r>
-      <w:r>
-        <w:rPr>
-          <w:i/>
+          <w:sz w:val="21"/>
+        </w:rPr>
+        <w:t xml:space="preserve">面心立方密堆积，Zn²⁺</w:t>
+      </w:r>
+      <w:r>
+        <w:rPr>
+          <w:b w:val="0"/>
+          <w:i w:val="0"/>
           <w:iCs/>
-        </w:rPr>
-        <w:t xml:space="preserve"> </w:t>
-      </w:r>
-      <w:r>
-        <w:rPr>
-          <w:rFonts w:hint="eastAsia" w:eastAsia="SimSun" w:ascii="Times New Roman" w:hAnsi="Times New Roman"/>
-          <w:i/>
+          <w:sz w:val="21"/>
+        </w:rPr>
+        <w:t xml:space="preserve"> </w:t>
+      </w:r>
+      <w:r>
+        <w:rPr>
+          <w:rFonts w:hint="eastAsia" w:eastAsia="FangSong" w:ascii="Times New Roman" w:hAnsi="Times New Roman"/>
+          <w:b w:val="0"/>
+          <w:i w:val="0"/>
           <w:iCs/>
-        </w:rPr>
-        <w:t xml:space="preserve">填全部八面体空隙；CsCl</w:t>
-      </w:r>
-      <w:r>
-        <w:rPr>
-          <w:i/>
+          <w:sz w:val="21"/>
+        </w:rPr>
+        <w:t xml:space="preserve">填半数四面体空隙（普化原理第4版</w:t>
+      </w:r>
+      <w:r>
+        <w:rPr>
+          <w:b w:val="0"/>
+          <w:i w:val="0"/>
           <w:iCs/>
-        </w:rPr>
-        <w:t xml:space="preserve"> </w:t>
-      </w:r>
-      <w:r>
-        <w:rPr>
-          <w:rFonts w:hint="eastAsia" w:eastAsia="SimSun" w:ascii="Times New Roman" w:hAnsi="Times New Roman"/>
-          <w:i/>
+          <w:sz w:val="21"/>
+        </w:rPr>
+        <w:t xml:space="preserve"> </w:t>
+      </w:r>
+      <w:r>
+        <w:rPr>
+          <w:rFonts w:hint="eastAsia" w:eastAsia="FangSong" w:ascii="Times New Roman" w:hAnsi="Times New Roman"/>
+          <w:b w:val="0"/>
+          <w:i w:val="0"/>
           <w:iCs/>
-        </w:rPr>
-        <w:t xml:space="preserve">中</w:t>
-      </w:r>
-      <w:r>
-        <w:rPr>
-          <w:i/>
-          <w:iCs/>
-        </w:rPr>
-        <w:t xml:space="preserve"> Cl⁻ </w:t>
-      </w:r>
-      <w:r>
-        <w:rPr>
-          <w:rFonts w:hint="eastAsia" w:eastAsia="SimSun" w:ascii="Times New Roman" w:hAnsi="Times New Roman"/>
-          <w:i/>
-          <w:iCs/>
-        </w:rPr>
-        <w:t xml:space="preserve">简单立方堆积，Cs⁺</w:t>
-      </w:r>
-      <w:r>
-        <w:rPr>
-          <w:i/>
-          <w:iCs/>
-        </w:rPr>
-        <w:t xml:space="preserve"> </w:t>
-      </w:r>
-      <w:r>
-        <w:rPr>
-          <w:rFonts w:hint="eastAsia" w:eastAsia="SimSun" w:ascii="Times New Roman" w:hAnsi="Times New Roman"/>
-          <w:i/>
-          <w:iCs/>
-        </w:rPr>
-        <w:t xml:space="preserve">填立方体空隙；ZnS</w:t>
-      </w:r>
-      <w:r>
-        <w:rPr>
-          <w:i/>
-          <w:iCs/>
-        </w:rPr>
-        <w:t xml:space="preserve"> </w:t>
-      </w:r>
-      <w:r>
-        <w:rPr>
-          <w:rFonts w:hint="eastAsia" w:eastAsia="SimSun" w:ascii="Times New Roman" w:hAnsi="Times New Roman"/>
-          <w:i/>
-          <w:iCs/>
-        </w:rPr>
-        <w:t xml:space="preserve">中</w:t>
-      </w:r>
-      <w:r>
-        <w:rPr>
-          <w:i/>
-          <w:iCs/>
-        </w:rPr>
-        <w:t xml:space="preserve"> S²⁻ </w:t>
-      </w:r>
-      <w:r>
-        <w:rPr>
-          <w:rFonts w:hint="eastAsia" w:eastAsia="SimSun" w:ascii="Times New Roman" w:hAnsi="Times New Roman"/>
-          <w:i/>
-          <w:iCs/>
-        </w:rPr>
-        <w:t xml:space="preserve">面心立方密堆积，Zn²⁺</w:t>
-      </w:r>
-      <w:r>
-        <w:rPr>
-          <w:i/>
-          <w:iCs/>
-        </w:rPr>
-        <w:t xml:space="preserve"> </w:t>
-      </w:r>
-      <w:r>
-        <w:rPr>
-          <w:rFonts w:hint="eastAsia" w:eastAsia="SimSun" w:ascii="Times New Roman" w:hAnsi="Times New Roman"/>
-          <w:i/>
-          <w:iCs/>
-        </w:rPr>
-        <w:t xml:space="preserve">填半数四面体空隙（普化原理第4版</w:t>
-      </w:r>
-      <w:r>
-        <w:rPr>
-          <w:i/>
-          <w:iCs/>
-        </w:rPr>
-        <w:t xml:space="preserve"> </w:t>
-      </w:r>
-      <w:r>
-        <w:rPr>
-          <w:rFonts w:hint="eastAsia" w:eastAsia="SimSun" w:ascii="Times New Roman" w:hAnsi="Times New Roman"/>
-          <w:i/>
-          <w:iCs/>
+          <w:sz w:val="21"/>
         </w:rPr>
         <w:t xml:space="preserve">图13.11）</w:t>
       </w:r>
     </w:p>
-    <w:bookmarkEnd w:id="29"/>
-    <w:bookmarkStart w:id="30" w:name="等同点系与点阵的区别"/>
+    <w:bookmarkEnd w:id="74"/>
+    <w:bookmarkStart w:id="75" w:name="等同点系与点阵的区别"/>
     <w:p>
       <w:pPr>
         <w:pStyle w:val="Heading3"/>
@@ -9353,9 +10318,9 @@
         </w:pict>
       </w:r>
     </w:p>
-    <w:bookmarkEnd w:id="30"/>
-    <w:bookmarkEnd w:id="31"/>
-    <w:bookmarkStart w:id="35" w:name="六对称元素基础"/>
+    <w:bookmarkEnd w:id="75"/>
+    <w:bookmarkEnd w:id="76"/>
+    <w:bookmarkStart w:id="80" w:name="六对称元素基础"/>
     <w:p>
       <w:pPr>
         <w:pStyle w:val="Heading2"/>
@@ -9396,7 +10361,7 @@
         <w:t xml:space="preserve">中分子对称性的内容互补——分子对称性属于点对称性（点操作），晶体对称性还涉及平移对称性。</w:t>
       </w:r>
     </w:p>
-    <w:bookmarkStart w:id="32" w:name="晶体中的对称元素"/>
+    <w:bookmarkStart w:id="77" w:name="晶体中的对称元素"/>
     <w:p>
       <w:pPr>
         <w:pStyle w:val="Heading3"/>
@@ -9465,7 +10430,7 @@
           <w:p>
             <w:pPr>
               <w:pStyle w:val="Compact"/>
-              <w:jc w:val="left"/>
+              <w:jc w:val="center"/>
             </w:pPr>
             <w:r>
               <w:rPr>
@@ -9481,7 +10446,7 @@
           <w:p>
             <w:pPr>
               <w:pStyle w:val="Compact"/>
-              <w:jc w:val="left"/>
+              <w:jc w:val="center"/>
             </w:pPr>
             <w:r>
               <w:rPr>
@@ -9539,7 +10504,7 @@
           <w:p>
             <w:pPr>
               <w:pStyle w:val="Compact"/>
-              <w:jc w:val="left"/>
+              <w:jc w:val="center"/>
             </w:pPr>
             <w:r>
               <w:rPr>
@@ -9598,7 +10563,7 @@
           <w:p>
             <w:pPr>
               <w:pStyle w:val="Compact"/>
-              <w:jc w:val="left"/>
+              <w:jc w:val="center"/>
             </w:pPr>
             <m:oMath>
               <m:r>
@@ -9760,7 +10725,7 @@
           <w:p>
             <w:pPr>
               <w:pStyle w:val="Compact"/>
-              <w:jc w:val="left"/>
+              <w:jc w:val="center"/>
             </w:pPr>
             <w:r>
               <w:rPr>
@@ -9775,7 +10740,7 @@
           <w:p>
             <w:pPr>
               <w:pStyle w:val="Compact"/>
-              <w:jc w:val="left"/>
+              <w:jc w:val="center"/>
             </w:pPr>
             <w:r>
               <w:rPr>
@@ -9823,7 +10788,7 @@
           <w:p>
             <w:pPr>
               <w:pStyle w:val="Compact"/>
-              <w:jc w:val="left"/>
+              <w:jc w:val="center"/>
             </w:pPr>
             <w:r>
               <w:rPr>
@@ -9838,7 +10803,7 @@
           <w:p>
             <w:pPr>
               <w:pStyle w:val="Compact"/>
-              <w:jc w:val="left"/>
+              <w:jc w:val="center"/>
             </w:pPr>
             <w:r>
               <w:rPr>
@@ -10007,7 +10972,7 @@
           <w:p>
             <w:pPr>
               <w:pStyle w:val="Compact"/>
-              <w:jc w:val="left"/>
+              <w:jc w:val="center"/>
             </w:pPr>
             <w:r>
               <w:rPr>
@@ -10066,7 +11031,7 @@
           <w:p>
             <w:pPr>
               <w:pStyle w:val="Compact"/>
-              <w:jc w:val="left"/>
+              <w:jc w:val="center"/>
             </w:pPr>
             <m:oMath>
               <m:sSub>
@@ -10153,7 +11118,7 @@
           <w:p>
             <w:pPr>
               <w:pStyle w:val="Compact"/>
-              <w:jc w:val="left"/>
+              <w:jc w:val="center"/>
             </w:pPr>
             <w:r>
               <w:rPr>
@@ -10212,7 +11177,7 @@
           <w:p>
             <w:pPr>
               <w:pStyle w:val="Compact"/>
-              <w:jc w:val="left"/>
+              <w:jc w:val="center"/>
             </w:pPr>
             <m:oMath>
               <m:bar>
@@ -10272,8 +11237,8 @@
         </w:tc>
       </w:tr>
     </w:tbl>
-    <w:bookmarkEnd w:id="32"/>
-    <w:bookmarkStart w:id="33" w:name="晶体的对称性限制"/>
+    <w:bookmarkEnd w:id="77"/>
+    <w:bookmarkStart w:id="78" w:name="晶体的对称性限制"/>
     <w:p>
       <w:pPr>
         <w:pStyle w:val="Heading3"/>
@@ -10302,6 +11267,14 @@
         <w:t xml:space="preserve"> </w:t>
       </w:r>
       <m:oMath>
+        <m:oMathPr>
+          <m:ctrlPr>
+            <w:rPr>
+              <w:sz w:val="28"/>
+              <w:szCs w:val="28"/>
+            </w:rPr>
+          </m:ctrlPr>
+        </m:oMathPr>
         <m:r>
           <m:t>n</m:t>
         </m:r>
@@ -10424,8 +11397,8 @@
         <w:t xml:space="preserve">。</w:t>
       </w:r>
     </w:p>
-    <w:bookmarkEnd w:id="33"/>
-    <w:bookmarkStart w:id="34" w:name="晶系与对称性的对应"/>
+    <w:bookmarkEnd w:id="78"/>
+    <w:bookmarkStart w:id="79" w:name="晶系与对称性的对应"/>
     <w:p>
       <w:pPr>
         <w:pStyle w:val="Heading3"/>
@@ -10480,7 +11453,7 @@
           <w:p>
             <w:pPr>
               <w:pStyle w:val="Compact"/>
-              <w:jc w:val="left"/>
+              <w:jc w:val="center"/>
             </w:pPr>
             <w:r>
               <w:rPr>
@@ -10512,7 +11485,7 @@
           <w:p>
             <w:pPr>
               <w:pStyle w:val="Compact"/>
-              <w:jc w:val="left"/>
+              <w:jc w:val="center"/>
             </w:pPr>
             <w:r>
               <w:rPr>
@@ -10530,7 +11503,7 @@
           <w:p>
             <w:pPr>
               <w:pStyle w:val="Compact"/>
-              <w:jc w:val="left"/>
+              <w:jc w:val="center"/>
             </w:pPr>
             <w:r>
               <w:rPr>
@@ -10604,7 +11577,7 @@
           <w:p>
             <w:pPr>
               <w:pStyle w:val="Compact"/>
-              <w:jc w:val="left"/>
+              <w:jc w:val="center"/>
             </w:pPr>
             <w:r>
               <w:rPr>
@@ -10621,7 +11594,7 @@
           <w:p>
             <w:pPr>
               <w:pStyle w:val="Compact"/>
-              <w:jc w:val="left"/>
+              <w:jc w:val="center"/>
             </w:pPr>
             <w:r>
               <w:rPr>
@@ -10695,7 +11668,7 @@
           <w:p>
             <w:pPr>
               <w:pStyle w:val="Compact"/>
-              <w:jc w:val="left"/>
+              <w:jc w:val="center"/>
             </w:pPr>
             <w:r>
               <w:rPr>
@@ -10712,7 +11685,7 @@
           <w:p>
             <w:pPr>
               <w:pStyle w:val="Compact"/>
-              <w:jc w:val="left"/>
+              <w:jc w:val="center"/>
             </w:pPr>
             <w:r>
               <w:rPr>
@@ -10786,7 +11759,7 @@
           <w:p>
             <w:pPr>
               <w:pStyle w:val="Compact"/>
-              <w:jc w:val="left"/>
+              <w:jc w:val="center"/>
             </w:pPr>
             <w:r>
               <w:rPr>
@@ -10803,7 +11776,7 @@
           <w:p>
             <w:pPr>
               <w:pStyle w:val="Compact"/>
-              <w:jc w:val="left"/>
+              <w:jc w:val="center"/>
             </w:pPr>
             <w:r>
               <w:rPr>
@@ -10877,7 +11850,7 @@
           <w:p>
             <w:pPr>
               <w:pStyle w:val="Compact"/>
-              <w:jc w:val="left"/>
+              <w:jc w:val="center"/>
             </w:pPr>
             <w:r>
               <w:rPr>
@@ -10933,9 +11906,9 @@
         </w:pict>
       </w:r>
     </w:p>
-    <w:bookmarkEnd w:id="34"/>
-    <w:bookmarkEnd w:id="35"/>
-    <w:bookmarkStart w:id="38" w:name="七规律与方法"/>
+    <w:bookmarkEnd w:id="79"/>
+    <w:bookmarkEnd w:id="80"/>
+    <w:bookmarkStart w:id="83" w:name="七规律与方法"/>
     <w:p>
       <w:pPr>
         <w:pStyle w:val="Heading2"/>
@@ -10947,7 +11920,7 @@
         <w:t xml:space="preserve">七、规律与方法</w:t>
       </w:r>
     </w:p>
-    <w:bookmarkStart w:id="36" w:name="晶体学分析的三步流程"/>
+    <w:bookmarkStart w:id="81" w:name="晶体学分析的三步流程"/>
     <w:p>
       <w:pPr>
         <w:pStyle w:val="Heading3"/>
@@ -11103,8 +12076,8 @@
         <w:t xml:space="preserve">结构基元</w:t>
       </w:r>
     </w:p>
-    <w:bookmarkEnd w:id="36"/>
-    <w:bookmarkStart w:id="37" w:name="常见误区"/>
+    <w:bookmarkEnd w:id="81"/>
+    <w:bookmarkStart w:id="82" w:name="常见误区"/>
     <w:p>
       <w:pPr>
         <w:pStyle w:val="Heading3"/>
@@ -11436,9 +12409,9 @@
         </w:pict>
       </w:r>
     </w:p>
-    <w:bookmarkEnd w:id="37"/>
-    <w:bookmarkEnd w:id="38"/>
-    <w:bookmarkStart w:id="44" w:name="八典型例题"/>
+    <w:bookmarkEnd w:id="82"/>
+    <w:bookmarkEnd w:id="83"/>
+    <w:bookmarkStart w:id="89" w:name="八典型例题"/>
     <w:p>
       <w:pPr>
         <w:pStyle w:val="Heading2"/>
@@ -11450,7 +12423,7 @@
         <w:t xml:space="preserve">八、典型例题</w:t>
       </w:r>
     </w:p>
-    <w:bookmarkStart w:id="39" w:name="例-1-晶系判断"/>
+    <w:bookmarkStart w:id="84" w:name="例-1-晶系判断"/>
     <w:p>
       <w:pPr>
         <w:pStyle w:val="Heading3"/>
@@ -11496,6 +12469,14 @@
         <w:t xml:space="preserve"> </w:t>
       </w:r>
       <m:oMath>
+        <m:oMathPr>
+          <m:ctrlPr>
+            <w:rPr>
+              <w:sz w:val="28"/>
+              <w:szCs w:val="28"/>
+            </w:rPr>
+          </m:ctrlPr>
+        </m:oMathPr>
         <m:r>
           <m:t>a</m:t>
         </m:r>
@@ -11711,6 +12692,14 @@
         <w:t xml:space="preserve">，</w:t>
       </w:r>
       <m:oMath>
+        <m:oMathPr>
+          <m:ctrlPr>
+            <w:rPr>
+              <w:sz w:val="28"/>
+              <w:szCs w:val="28"/>
+            </w:rPr>
+          </m:ctrlPr>
+        </m:oMathPr>
         <m:r>
           <m:t>α</m:t>
         </m:r>
@@ -11848,8 +12837,8 @@
         </w:pict>
       </w:r>
     </w:p>
-    <w:bookmarkEnd w:id="39"/>
-    <w:bookmarkStart w:id="40" w:name="例-2-晶胞原子计数"/>
+    <w:bookmarkEnd w:id="84"/>
+    <w:bookmarkStart w:id="85" w:name="例-2-晶胞原子计数"/>
     <w:p>
       <w:pPr>
         <w:pStyle w:val="Heading3"/>
@@ -11926,6 +12915,14 @@
         <w:t xml:space="preserve"> </w:t>
       </w:r>
       <m:oMath>
+        <m:oMathPr>
+          <m:ctrlPr>
+            <w:rPr>
+              <w:sz w:val="28"/>
+              <w:szCs w:val="28"/>
+            </w:rPr>
+          </m:ctrlPr>
+        </m:oMathPr>
         <m:r>
           <m:t>8</m:t>
         </m:r>
@@ -12041,6 +13038,14 @@
         <w:t xml:space="preserve">分数坐标：</w:t>
       </w:r>
       <m:oMath>
+        <m:oMathPr>
+          <m:ctrlPr>
+            <w:rPr>
+              <w:sz w:val="28"/>
+              <w:szCs w:val="28"/>
+            </w:rPr>
+          </m:ctrlPr>
+        </m:oMathPr>
         <m:r>
           <m:rPr>
             <m:sty m:val="p"/>
@@ -12088,6 +13093,14 @@
         <w:t xml:space="preserve"> </w:t>
       </w:r>
       <m:oMath>
+        <m:oMathPr>
+          <m:ctrlPr>
+            <w:rPr>
+              <w:sz w:val="28"/>
+              <w:szCs w:val="28"/>
+            </w:rPr>
+          </m:ctrlPr>
+        </m:oMathPr>
         <m:r>
           <m:rPr>
             <m:sty m:val="p"/>
@@ -12157,8 +13170,8 @@
         </w:pict>
       </w:r>
     </w:p>
-    <w:bookmarkEnd w:id="40"/>
-    <w:bookmarkStart w:id="41" w:name="例-3-点阵型式判断"/>
+    <w:bookmarkEnd w:id="85"/>
+    <w:bookmarkStart w:id="86" w:name="例-3-点阵型式判断"/>
     <w:p>
       <w:pPr>
         <w:pStyle w:val="Heading3"/>
@@ -12631,8 +13644,8 @@
         </w:pict>
       </w:r>
     </w:p>
-    <w:bookmarkEnd w:id="41"/>
-    <w:bookmarkStart w:id="42" w:name="例-4-等同点系"/>
+    <w:bookmarkEnd w:id="86"/>
+    <w:bookmarkStart w:id="87" w:name="例-4-等同点系"/>
     <w:p>
       <w:pPr>
         <w:pStyle w:val="Heading3"/>
@@ -12705,6 +13718,14 @@
         <w:t xml:space="preserve"> </w:t>
       </w:r>
       <m:oMath>
+        <m:oMathPr>
+          <m:ctrlPr>
+            <w:rPr>
+              <w:sz w:val="28"/>
+              <w:szCs w:val="28"/>
+            </w:rPr>
+          </m:ctrlPr>
+        </m:oMathPr>
         <m:r>
           <m:rPr>
             <m:sty m:val="p"/>
@@ -12752,6 +13773,14 @@
         <w:t xml:space="preserve"> </w:t>
       </w:r>
       <m:oMath>
+        <m:oMathPr>
+          <m:ctrlPr>
+            <w:rPr>
+              <w:sz w:val="28"/>
+              <w:szCs w:val="28"/>
+            </w:rPr>
+          </m:ctrlPr>
+        </m:oMathPr>
         <m:r>
           <m:rPr>
             <m:sty m:val="p"/>
@@ -12832,6 +13861,14 @@
         <w:t xml:space="preserve"> </w:t>
       </w:r>
       <m:oMath>
+        <m:oMathPr>
+          <m:ctrlPr>
+            <w:rPr>
+              <w:sz w:val="28"/>
+              <w:szCs w:val="28"/>
+            </w:rPr>
+          </m:ctrlPr>
+        </m:oMathPr>
         <m:r>
           <m:rPr>
             <m:sty m:val="p"/>
@@ -12897,6 +13934,14 @@
         <w:t xml:space="preserve">、</w:t>
       </w:r>
       <m:oMath>
+        <m:oMathPr>
+          <m:ctrlPr>
+            <w:rPr>
+              <w:sz w:val="28"/>
+              <w:szCs w:val="28"/>
+            </w:rPr>
+          </m:ctrlPr>
+        </m:oMathPr>
         <m:r>
           <m:rPr>
             <m:sty m:val="p"/>
@@ -12962,6 +14007,14 @@
         <w:t xml:space="preserve">、</w:t>
       </w:r>
       <m:oMath>
+        <m:oMathPr>
+          <m:ctrlPr>
+            <w:rPr>
+              <w:sz w:val="28"/>
+              <w:szCs w:val="28"/>
+            </w:rPr>
+          </m:ctrlPr>
+        </m:oMathPr>
         <m:r>
           <m:rPr>
             <m:sty m:val="p"/>
@@ -13027,6 +14080,14 @@
         <w:t xml:space="preserve">、</w:t>
       </w:r>
       <m:oMath>
+        <m:oMathPr>
+          <m:ctrlPr>
+            <w:rPr>
+              <w:sz w:val="28"/>
+              <w:szCs w:val="28"/>
+            </w:rPr>
+          </m:ctrlPr>
+        </m:oMathPr>
         <m:r>
           <m:rPr>
             <m:sty m:val="p"/>
@@ -13126,6 +14187,14 @@
         <w:t xml:space="preserve"> </w:t>
       </w:r>
       <m:oMath>
+        <m:oMathPr>
+          <m:ctrlPr>
+            <w:rPr>
+              <w:sz w:val="28"/>
+              <w:szCs w:val="28"/>
+            </w:rPr>
+          </m:ctrlPr>
+        </m:oMathPr>
         <m:r>
           <m:rPr>
             <m:sty m:val="p"/>
@@ -13206,6 +14275,14 @@
         <w:t xml:space="preserve">原子新坐标：</w:t>
       </w:r>
       <m:oMath>
+        <m:oMathPr>
+          <m:ctrlPr>
+            <w:rPr>
+              <w:sz w:val="28"/>
+              <w:szCs w:val="28"/>
+            </w:rPr>
+          </m:ctrlPr>
+        </m:oMathPr>
         <m:r>
           <m:rPr>
             <m:sty m:val="p"/>
@@ -13280,6 +14357,14 @@
         <w:t xml:space="preserve"> </w:t>
       </w:r>
       <m:oMath>
+        <m:oMathPr>
+          <m:ctrlPr>
+            <w:rPr>
+              <w:sz w:val="28"/>
+              <w:szCs w:val="28"/>
+            </w:rPr>
+          </m:ctrlPr>
+        </m:oMathPr>
         <m:r>
           <m:rPr>
             <m:sty m:val="p"/>
@@ -13342,6 +14427,14 @@
         <w:t xml:space="preserve">原子新坐标：</w:t>
       </w:r>
       <m:oMath>
+        <m:oMathPr>
+          <m:ctrlPr>
+            <w:rPr>
+              <w:sz w:val="28"/>
+              <w:szCs w:val="28"/>
+            </w:rPr>
+          </m:ctrlPr>
+        </m:oMathPr>
         <m:r>
           <m:rPr>
             <m:sty m:val="p"/>
@@ -13407,6 +14500,14 @@
         <w:t xml:space="preserve">、</w:t>
       </w:r>
       <m:oMath>
+        <m:oMathPr>
+          <m:ctrlPr>
+            <w:rPr>
+              <w:sz w:val="28"/>
+              <w:szCs w:val="28"/>
+            </w:rPr>
+          </m:ctrlPr>
+        </m:oMathPr>
         <m:r>
           <m:rPr>
             <m:sty m:val="p"/>
@@ -13472,6 +14573,14 @@
         <w:t xml:space="preserve">、</w:t>
       </w:r>
       <m:oMath>
+        <m:oMathPr>
+          <m:ctrlPr>
+            <w:rPr>
+              <w:sz w:val="28"/>
+              <w:szCs w:val="28"/>
+            </w:rPr>
+          </m:ctrlPr>
+        </m:oMathPr>
         <m:r>
           <m:rPr>
             <m:sty m:val="p"/>
@@ -13537,6 +14646,14 @@
         <w:t xml:space="preserve">、</w:t>
       </w:r>
       <m:oMath>
+        <m:oMathPr>
+          <m:ctrlPr>
+            <w:rPr>
+              <w:sz w:val="28"/>
+              <w:szCs w:val="28"/>
+            </w:rPr>
+          </m:ctrlPr>
+        </m:oMathPr>
         <m:r>
           <m:rPr>
             <m:sty m:val="p"/>
@@ -13741,8 +14858,8 @@
         </w:pict>
       </w:r>
     </w:p>
-    <w:bookmarkEnd w:id="42"/>
-    <w:bookmarkStart w:id="43" w:name="例-5-对称性判断结构的应用"/>
+    <w:bookmarkEnd w:id="87"/>
+    <w:bookmarkStart w:id="88" w:name="例-5-对称性判断结构的应用"/>
     <w:p>
       <w:pPr>
         <w:pStyle w:val="Heading3"/>
@@ -13788,6 +14905,14 @@
         <w:t xml:space="preserve"> </w:t>
       </w:r>
       <m:oMath>
+        <m:oMathPr>
+          <m:ctrlPr>
+            <w:rPr>
+              <w:sz w:val="28"/>
+              <w:szCs w:val="28"/>
+            </w:rPr>
+          </m:ctrlPr>
+        </m:oMathPr>
         <m:r>
           <m:t>a</m:t>
         </m:r>
@@ -13835,6 +14960,14 @@
         <w:t xml:space="preserve"> </w:t>
       </w:r>
       <m:oMath>
+        <m:oMathPr>
+          <m:ctrlPr>
+            <w:rPr>
+              <w:sz w:val="28"/>
+              <w:szCs w:val="28"/>
+            </w:rPr>
+          </m:ctrlPr>
+        </m:oMathPr>
         <m:r>
           <m:t>2.33</m:t>
         </m:r>
@@ -13925,6 +15058,14 @@
         <w:t xml:space="preserve"> </w:t>
       </w:r>
       <m:oMath>
+        <m:oMathPr>
+          <m:ctrlPr>
+            <w:rPr>
+              <w:sz w:val="28"/>
+              <w:szCs w:val="28"/>
+            </w:rPr>
+          </m:ctrlPr>
+        </m:oMathPr>
         <m:r>
           <m:t>8</m:t>
         </m:r>
@@ -14005,6 +15146,14 @@
         <w:t xml:space="preserve">密度公式：</w:t>
       </w:r>
       <m:oMath>
+        <m:oMathPr>
+          <m:ctrlPr>
+            <w:rPr>
+              <w:sz w:val="28"/>
+              <w:szCs w:val="28"/>
+            </w:rPr>
+          </m:ctrlPr>
+        </m:oMathPr>
         <m:r>
           <m:t>ρ</m:t>
         </m:r>
@@ -14064,6 +15213,14 @@
         <w:t xml:space="preserve"> </w:t>
       </w:r>
       <m:oMath>
+        <m:oMathPr>
+          <m:ctrlPr>
+            <w:rPr>
+              <w:sz w:val="28"/>
+              <w:szCs w:val="28"/>
+            </w:rPr>
+          </m:ctrlPr>
+        </m:oMathPr>
         <m:r>
           <m:t>M</m:t>
         </m:r>
@@ -14225,6 +15382,14 @@
         <w:t xml:space="preserve"> </w:t>
       </w:r>
       <m:oMath>
+        <m:oMathPr>
+          <m:ctrlPr>
+            <w:rPr>
+              <w:sz w:val="28"/>
+              <w:szCs w:val="28"/>
+            </w:rPr>
+          </m:ctrlPr>
+        </m:oMathPr>
         <m:r>
           <m:t>M</m:t>
         </m:r>
@@ -14314,9 +15479,9 @@
         </w:pict>
       </w:r>
     </w:p>
-    <w:bookmarkEnd w:id="43"/>
-    <w:bookmarkEnd w:id="44"/>
-    <w:bookmarkStart w:id="48" w:name="九拓展与联系"/>
+    <w:bookmarkEnd w:id="88"/>
+    <w:bookmarkEnd w:id="89"/>
+    <w:bookmarkStart w:id="93" w:name="九拓展与联系"/>
     <w:p>
       <w:pPr>
         <w:pStyle w:val="Heading2"/>
@@ -14328,7 +15493,7 @@
         <w:t xml:space="preserve">九、拓展与联系</w:t>
       </w:r>
     </w:p>
-    <w:bookmarkStart w:id="45" w:name="与竞赛真题的对接"/>
+    <w:bookmarkStart w:id="90" w:name="与竞赛真题的对接"/>
     <w:p>
       <w:pPr>
         <w:pStyle w:val="Heading3"/>
@@ -14363,7 +15528,7 @@
           <w:p>
             <w:pPr>
               <w:pStyle w:val="Compact"/>
-              <w:jc w:val="left"/>
+              <w:jc w:val="center"/>
             </w:pPr>
             <w:r>
               <w:rPr>
@@ -14395,7 +15560,7 @@
           <w:p>
             <w:pPr>
               <w:pStyle w:val="Compact"/>
-              <w:jc w:val="left"/>
+              <w:jc w:val="center"/>
             </w:pPr>
             <w:r>
               <w:rPr>
@@ -14413,7 +15578,7 @@
           <w:p>
             <w:pPr>
               <w:pStyle w:val="Compact"/>
-              <w:jc w:val="left"/>
+              <w:jc w:val="center"/>
             </w:pPr>
             <w:r>
               <w:rPr>
@@ -14455,7 +15620,7 @@
           <w:p>
             <w:pPr>
               <w:pStyle w:val="Compact"/>
-              <w:jc w:val="left"/>
+              <w:jc w:val="center"/>
             </w:pPr>
             <w:r>
               <w:rPr>
@@ -14472,7 +15637,7 @@
           <w:p>
             <w:pPr>
               <w:pStyle w:val="Compact"/>
-              <w:jc w:val="left"/>
+              <w:jc w:val="center"/>
             </w:pPr>
             <w:r>
               <w:rPr>
@@ -14514,7 +15679,7 @@
           <w:p>
             <w:pPr>
               <w:pStyle w:val="Compact"/>
-              <w:jc w:val="left"/>
+              <w:jc w:val="center"/>
             </w:pPr>
             <w:r>
               <w:rPr>
@@ -14594,7 +15759,7 @@
           <w:p>
             <w:pPr>
               <w:pStyle w:val="Compact"/>
-              <w:jc w:val="left"/>
+              <w:jc w:val="center"/>
             </w:pPr>
             <w:r>
               <w:rPr>
@@ -14636,7 +15801,7 @@
           <w:p>
             <w:pPr>
               <w:pStyle w:val="Compact"/>
-              <w:jc w:val="left"/>
+              <w:jc w:val="center"/>
             </w:pPr>
             <w:r>
               <w:rPr>
@@ -14653,7 +15818,7 @@
           <w:p>
             <w:pPr>
               <w:pStyle w:val="Compact"/>
-              <w:jc w:val="left"/>
+              <w:jc w:val="center"/>
             </w:pPr>
             <w:r>
               <w:rPr>
@@ -14695,7 +15860,7 @@
           <w:p>
             <w:pPr>
               <w:pStyle w:val="Compact"/>
-              <w:jc w:val="left"/>
+              <w:jc w:val="center"/>
             </w:pPr>
             <w:r>
               <w:rPr>
@@ -14712,7 +15877,7 @@
           <w:p>
             <w:pPr>
               <w:pStyle w:val="Compact"/>
-              <w:jc w:val="left"/>
+              <w:jc w:val="center"/>
             </w:pPr>
             <w:r>
               <w:rPr>
@@ -14754,7 +15919,7 @@
           <w:p>
             <w:pPr>
               <w:pStyle w:val="Compact"/>
-              <w:jc w:val="left"/>
+              <w:jc w:val="center"/>
             </w:pPr>
             <w:r>
               <w:rPr>
@@ -14766,8 +15931,8 @@
         </w:tc>
       </w:tr>
     </w:tbl>
-    <w:bookmarkEnd w:id="45"/>
-    <w:bookmarkStart w:id="46" w:name="跨专题联系"/>
+    <w:bookmarkEnd w:id="90"/>
+    <w:bookmarkStart w:id="91" w:name="跨专题联系"/>
     <w:p>
       <w:pPr>
         <w:pStyle w:val="Heading3"/>
@@ -14887,8 +16052,8 @@
         <w:t xml:space="preserve">晶胞参数与分数坐标</w:t>
       </w:r>
     </w:p>
-    <w:bookmarkEnd w:id="46"/>
-    <w:bookmarkStart w:id="47" w:name="深化方向后续轮次"/>
+    <w:bookmarkEnd w:id="91"/>
+    <w:bookmarkStart w:id="92" w:name="深化方向后续轮次"/>
     <w:p>
       <w:pPr>
         <w:pStyle w:val="Heading3"/>
@@ -15054,9 +16219,9 @@
         </w:pict>
       </w:r>
     </w:p>
-    <w:bookmarkEnd w:id="47"/>
-    <w:bookmarkEnd w:id="48"/>
-    <w:bookmarkStart w:id="49" w:name="十本节总结-速查"/>
+    <w:bookmarkEnd w:id="92"/>
+    <w:bookmarkEnd w:id="93"/>
+    <w:bookmarkStart w:id="94" w:name="十本节总结-速查"/>
     <w:p>
       <w:pPr>
         <w:pStyle w:val="Heading2"/>
@@ -15098,7 +16263,7 @@
           <w:p>
             <w:pPr>
               <w:pStyle w:val="Compact"/>
-              <w:jc w:val="left"/>
+              <w:jc w:val="center"/>
             </w:pPr>
             <w:r>
               <w:rPr>
@@ -15114,7 +16279,7 @@
           <w:p>
             <w:pPr>
               <w:pStyle w:val="Compact"/>
-              <w:jc w:val="left"/>
+              <w:jc w:val="center"/>
             </w:pPr>
             <w:r>
               <w:rPr>
@@ -15130,7 +16295,7 @@
           <w:p>
             <w:pPr>
               <w:pStyle w:val="Compact"/>
-              <w:jc w:val="left"/>
+              <w:jc w:val="center"/>
             </w:pPr>
             <w:r>
               <w:rPr>
@@ -15148,7 +16313,7 @@
           <w:p>
             <w:pPr>
               <w:pStyle w:val="Compact"/>
-              <w:jc w:val="left"/>
+              <w:jc w:val="center"/>
             </w:pPr>
             <w:r>
               <w:rPr>
@@ -15165,7 +16330,7 @@
           <w:p>
             <w:pPr>
               <w:pStyle w:val="Compact"/>
-              <w:jc w:val="left"/>
+              <w:jc w:val="center"/>
             </w:pPr>
             <w:r>
               <w:rPr>
@@ -15192,7 +16357,7 @@
           <w:p>
             <w:pPr>
               <w:pStyle w:val="Compact"/>
-              <w:jc w:val="left"/>
+              <w:jc w:val="center"/>
             </w:pPr>
             <w:r>
               <w:rPr>
@@ -15209,7 +16374,7 @@
           <w:p>
             <w:pPr>
               <w:pStyle w:val="Compact"/>
-              <w:jc w:val="left"/>
+              <w:jc w:val="center"/>
             </w:pPr>
             <w:r>
               <w:rPr>
@@ -15226,7 +16391,7 @@
           <w:p>
             <w:pPr>
               <w:pStyle w:val="Compact"/>
-              <w:jc w:val="left"/>
+              <w:jc w:val="center"/>
             </w:pPr>
             <w:r>
               <w:rPr>
@@ -15241,7 +16406,7 @@
           <w:p>
             <w:pPr>
               <w:pStyle w:val="Compact"/>
-              <w:jc w:val="left"/>
+              <w:jc w:val="center"/>
             </w:pPr>
             <w:r>
               <w:rPr>
@@ -15270,7 +16435,7 @@
           <w:p>
             <w:pPr>
               <w:pStyle w:val="Compact"/>
-              <w:jc w:val="left"/>
+              <w:jc w:val="center"/>
             </w:pPr>
             <w:r>
               <w:rPr>
@@ -15287,7 +16452,7 @@
           <w:p>
             <w:pPr>
               <w:pStyle w:val="Compact"/>
-              <w:jc w:val="left"/>
+              <w:jc w:val="center"/>
             </w:pPr>
             <w:r>
               <w:rPr>
@@ -15326,7 +16491,7 @@
           <w:p>
             <w:pPr>
               <w:pStyle w:val="Compact"/>
-              <w:jc w:val="left"/>
+              <w:jc w:val="center"/>
             </w:pPr>
             <w:r>
               <w:rPr>
@@ -15355,7 +16520,7 @@
           <w:p>
             <w:pPr>
               <w:pStyle w:val="Compact"/>
-              <w:jc w:val="left"/>
+              <w:jc w:val="center"/>
             </w:pPr>
             <w:r>
               <w:rPr>
@@ -15380,7 +16545,7 @@
           <w:p>
             <w:pPr>
               <w:pStyle w:val="Compact"/>
-              <w:jc w:val="left"/>
+              <w:jc w:val="center"/>
             </w:pPr>
             <w:r>
               <w:rPr>
@@ -15413,7 +16578,7 @@
           <w:p>
             <w:pPr>
               <w:pStyle w:val="Compact"/>
-              <w:jc w:val="left"/>
+              <w:jc w:val="center"/>
             </w:pPr>
             <w:r>
               <w:rPr>
@@ -15442,7 +16607,7 @@
           <w:p>
             <w:pPr>
               <w:pStyle w:val="Compact"/>
-              <w:jc w:val="left"/>
+              <w:jc w:val="center"/>
             </w:pPr>
             <w:r>
               <w:rPr>
@@ -15459,7 +16624,7 @@
           <w:p>
             <w:pPr>
               <w:pStyle w:val="Compact"/>
-              <w:jc w:val="left"/>
+              <w:jc w:val="center"/>
             </w:pPr>
             <w:r>
               <w:rPr>
@@ -15563,7 +16728,7 @@
           <w:p>
             <w:pPr>
               <w:pStyle w:val="Compact"/>
-              <w:jc w:val="left"/>
+              <w:jc w:val="center"/>
             </w:pPr>
             <w:r>
               <w:rPr>
@@ -15586,7 +16751,7 @@
           <w:p>
             <w:pPr>
               <w:pStyle w:val="Compact"/>
-              <w:jc w:val="left"/>
+              <w:jc w:val="center"/>
             </w:pPr>
             <w:r>
               <w:rPr>
@@ -15603,7 +16768,7 @@
           <w:p>
             <w:pPr>
               <w:pStyle w:val="Compact"/>
-              <w:jc w:val="left"/>
+              <w:jc w:val="center"/>
             </w:pPr>
             <w:r>
               <w:rPr>
@@ -15618,7 +16783,7 @@
           <w:p>
             <w:pPr>
               <w:pStyle w:val="Compact"/>
-              <w:jc w:val="left"/>
+              <w:jc w:val="center"/>
             </w:pPr>
             <w:r>
               <w:rPr>
@@ -15635,7 +16800,7 @@
           <w:p>
             <w:pPr>
               <w:pStyle w:val="Compact"/>
-              <w:jc w:val="left"/>
+              <w:jc w:val="center"/>
             </w:pPr>
             <w:r>
               <w:rPr>
@@ -15652,7 +16817,7 @@
           <w:p>
             <w:pPr>
               <w:pStyle w:val="Compact"/>
-              <w:jc w:val="left"/>
+              <w:jc w:val="center"/>
             </w:pPr>
             <m:oMath>
               <m:sSub>
@@ -15735,7 +16900,7 @@
           <w:p>
             <w:pPr>
               <w:pStyle w:val="Compact"/>
-              <w:jc w:val="left"/>
+              <w:jc w:val="center"/>
             </w:pPr>
             <w:r>
               <w:rPr>
@@ -15778,7 +16943,7 @@
           <w:p>
             <w:pPr>
               <w:pStyle w:val="Compact"/>
-              <w:jc w:val="left"/>
+              <w:jc w:val="center"/>
             </w:pPr>
             <w:r>
               <w:rPr>
@@ -15795,7 +16960,7 @@
           <w:p>
             <w:pPr>
               <w:pStyle w:val="Compact"/>
-              <w:jc w:val="left"/>
+              <w:jc w:val="center"/>
             </w:pPr>
             <w:r>
               <w:rPr>
@@ -15846,7 +17011,7 @@
           <w:p>
             <w:pPr>
               <w:pStyle w:val="Compact"/>
-              <w:jc w:val="left"/>
+              <w:jc w:val="center"/>
             </w:pPr>
             <w:r>
               <w:rPr>
@@ -15959,8 +17124,8 @@
         </w:pict>
       </w:r>
     </w:p>
-    <w:bookmarkEnd w:id="49"/>
-    <w:bookmarkStart w:id="53" w:name="十一练习题"/>
+    <w:bookmarkEnd w:id="94"/>
+    <w:bookmarkStart w:id="98" w:name="十一练习题"/>
     <w:p>
       <w:pPr>
         <w:pStyle w:val="Heading2"/>
@@ -15972,7 +17137,7 @@
         <w:t xml:space="preserve">十一、练习题</w:t>
       </w:r>
     </w:p>
-    <w:bookmarkStart w:id="50" w:name="基础巩固"/>
+    <w:bookmarkStart w:id="95" w:name="基础巩固"/>
     <w:p>
       <w:pPr>
         <w:pStyle w:val="Heading3"/>
@@ -16040,6 +17205,14 @@
         </w:numPr>
       </w:pPr>
       <m:oMath>
+        <m:oMathPr>
+          <m:ctrlPr>
+            <w:rPr>
+              <w:sz w:val="28"/>
+              <w:szCs w:val="28"/>
+            </w:rPr>
+          </m:ctrlPr>
+        </m:oMathPr>
         <m:r>
           <m:t>a</m:t>
         </m:r>
@@ -16147,6 +17320,14 @@
         </w:numPr>
       </w:pPr>
       <m:oMath>
+        <m:oMathPr>
+          <m:ctrlPr>
+            <w:rPr>
+              <w:sz w:val="28"/>
+              <w:szCs w:val="28"/>
+            </w:rPr>
+          </m:ctrlPr>
+        </m:oMathPr>
         <m:r>
           <m:t>a</m:t>
         </m:r>
@@ -16305,6 +17486,14 @@
         </w:numPr>
       </w:pPr>
       <m:oMath>
+        <m:oMathPr>
+          <m:ctrlPr>
+            <w:rPr>
+              <w:sz w:val="28"/>
+              <w:szCs w:val="28"/>
+            </w:rPr>
+          </m:ctrlPr>
+        </m:oMathPr>
         <m:r>
           <m:t>a</m:t>
         </m:r>
@@ -16488,8 +17677,8 @@
         <w:t xml:space="preserve">晶胞中所有原子的分数坐标。</w:t>
       </w:r>
     </w:p>
-    <w:bookmarkEnd w:id="50"/>
-    <w:bookmarkStart w:id="51" w:name="提高训练"/>
+    <w:bookmarkEnd w:id="95"/>
+    <w:bookmarkStart w:id="96" w:name="提高训练"/>
     <w:p>
       <w:pPr>
         <w:pStyle w:val="Heading3"/>
@@ -16623,6 +17812,14 @@
         <w:t xml:space="preserve"> </w:t>
       </w:r>
       <m:oMath>
+        <m:oMathPr>
+          <m:ctrlPr>
+            <w:rPr>
+              <w:sz w:val="28"/>
+              <w:szCs w:val="28"/>
+            </w:rPr>
+          </m:ctrlPr>
+        </m:oMathPr>
         <m:r>
           <m:rPr>
             <m:sty m:val="p"/>
@@ -16661,6 +17858,14 @@
         <w:t xml:space="preserve">、</w:t>
       </w:r>
       <m:oMath>
+        <m:oMathPr>
+          <m:ctrlPr>
+            <w:rPr>
+              <w:sz w:val="28"/>
+              <w:szCs w:val="28"/>
+            </w:rPr>
+          </m:ctrlPr>
+        </m:oMathPr>
         <m:r>
           <m:rPr>
             <m:sty m:val="p"/>
@@ -16717,6 +17922,14 @@
         <w:t xml:space="preserve">、</w:t>
       </w:r>
       <m:oMath>
+        <m:oMathPr>
+          <m:ctrlPr>
+            <w:rPr>
+              <w:sz w:val="28"/>
+              <w:szCs w:val="28"/>
+            </w:rPr>
+          </m:ctrlPr>
+        </m:oMathPr>
         <m:r>
           <m:rPr>
             <m:sty m:val="p"/>
@@ -16773,6 +17986,14 @@
         <w:t xml:space="preserve">、</w:t>
       </w:r>
       <m:oMath>
+        <m:oMathPr>
+          <m:ctrlPr>
+            <w:rPr>
+              <w:sz w:val="28"/>
+              <w:szCs w:val="28"/>
+            </w:rPr>
+          </m:ctrlPr>
+        </m:oMathPr>
         <m:r>
           <m:rPr>
             <m:sty m:val="p"/>
@@ -16829,6 +18050,14 @@
         <w:t xml:space="preserve">、</w:t>
       </w:r>
       <m:oMath>
+        <m:oMathPr>
+          <m:ctrlPr>
+            <w:rPr>
+              <w:sz w:val="28"/>
+              <w:szCs w:val="28"/>
+            </w:rPr>
+          </m:ctrlPr>
+        </m:oMathPr>
         <m:r>
           <m:rPr>
             <m:sty m:val="p"/>
@@ -16894,6 +18123,14 @@
         <w:t xml:space="preserve">、</w:t>
       </w:r>
       <m:oMath>
+        <m:oMathPr>
+          <m:ctrlPr>
+            <w:rPr>
+              <w:sz w:val="28"/>
+              <w:szCs w:val="28"/>
+            </w:rPr>
+          </m:ctrlPr>
+        </m:oMathPr>
         <m:r>
           <m:rPr>
             <m:sty m:val="p"/>
@@ -16959,6 +18196,14 @@
         <w:t xml:space="preserve">、</w:t>
       </w:r>
       <m:oMath>
+        <m:oMathPr>
+          <m:ctrlPr>
+            <w:rPr>
+              <w:sz w:val="28"/>
+              <w:szCs w:val="28"/>
+            </w:rPr>
+          </m:ctrlPr>
+        </m:oMathPr>
         <m:r>
           <m:rPr>
             <m:sty m:val="p"/>
@@ -17024,6 +18269,14 @@
         <w:t xml:space="preserve">、</w:t>
       </w:r>
       <m:oMath>
+        <m:oMathPr>
+          <m:ctrlPr>
+            <w:rPr>
+              <w:sz w:val="28"/>
+              <w:szCs w:val="28"/>
+            </w:rPr>
+          </m:ctrlPr>
+        </m:oMathPr>
         <m:r>
           <m:rPr>
             <m:sty m:val="p"/>
@@ -17126,6 +18379,14 @@
         <w:t xml:space="preserve"> </w:t>
       </w:r>
       <m:oMath>
+        <m:oMathPr>
+          <m:ctrlPr>
+            <w:rPr>
+              <w:sz w:val="28"/>
+              <w:szCs w:val="28"/>
+            </w:rPr>
+          </m:ctrlPr>
+        </m:oMathPr>
         <m:r>
           <m:t>a</m:t>
         </m:r>
@@ -17158,6 +18419,14 @@
         <w:t xml:space="preserve">、</w:t>
       </w:r>
       <m:oMath>
+        <m:oMathPr>
+          <m:ctrlPr>
+            <w:rPr>
+              <w:sz w:val="28"/>
+              <w:szCs w:val="28"/>
+            </w:rPr>
+          </m:ctrlPr>
+        </m:oMathPr>
         <m:r>
           <m:t>b</m:t>
         </m:r>
@@ -17190,6 +18459,14 @@
         <w:t xml:space="preserve">、</w:t>
       </w:r>
       <m:oMath>
+        <m:oMathPr>
+          <m:ctrlPr>
+            <w:rPr>
+              <w:sz w:val="28"/>
+              <w:szCs w:val="28"/>
+            </w:rPr>
+          </m:ctrlPr>
+        </m:oMathPr>
         <m:r>
           <m:t>c</m:t>
         </m:r>
@@ -17251,8 +18528,8 @@
         <w:t xml:space="preserve">。该晶体有几个对称元素？属于什么晶系？</w:t>
       </w:r>
     </w:p>
-    <w:bookmarkEnd w:id="51"/>
-    <w:bookmarkStart w:id="52" w:name="挑战题"/>
+    <w:bookmarkEnd w:id="96"/>
+    <w:bookmarkStart w:id="97" w:name="挑战题"/>
     <w:p>
       <w:pPr>
         <w:pStyle w:val="Heading3"/>
@@ -17293,6 +18570,14 @@
         <w:t xml:space="preserve"> </w:t>
       </w:r>
       <m:oMath>
+        <m:oMathPr>
+          <m:ctrlPr>
+            <w:rPr>
+              <w:sz w:val="28"/>
+              <w:szCs w:val="28"/>
+            </w:rPr>
+          </m:ctrlPr>
+        </m:oMathPr>
         <m:r>
           <m:t>a</m:t>
         </m:r>
@@ -17331,6 +18616,14 @@
         <w:t xml:space="preserve"> </w:t>
       </w:r>
       <m:oMath>
+        <m:oMathPr>
+          <m:ctrlPr>
+            <w:rPr>
+              <w:sz w:val="28"/>
+              <w:szCs w:val="28"/>
+            </w:rPr>
+          </m:ctrlPr>
+        </m:oMathPr>
         <m:r>
           <m:t>ρ</m:t>
         </m:r>
@@ -17493,6 +18786,14 @@
         <w:t xml:space="preserve"> </w:t>
       </w:r>
       <m:oMath>
+        <m:oMathPr>
+          <m:ctrlPr>
+            <w:rPr>
+              <w:sz w:val="28"/>
+              <w:szCs w:val="28"/>
+            </w:rPr>
+          </m:ctrlPr>
+        </m:oMathPr>
         <m:r>
           <m:t>a</m:t>
         </m:r>
@@ -17525,6 +18826,14 @@
         <w:t xml:space="preserve">、</w:t>
       </w:r>
       <m:oMath>
+        <m:oMathPr>
+          <m:ctrlPr>
+            <w:rPr>
+              <w:sz w:val="28"/>
+              <w:szCs w:val="28"/>
+            </w:rPr>
+          </m:ctrlPr>
+        </m:oMathPr>
         <m:r>
           <m:t>c</m:t>
         </m:r>
@@ -17607,6 +18916,14 @@
         <w:t xml:space="preserve"> </w:t>
       </w:r>
       <m:oMath>
+        <m:oMathPr>
+          <m:ctrlPr>
+            <w:rPr>
+              <w:sz w:val="28"/>
+              <w:szCs w:val="28"/>
+            </w:rPr>
+          </m:ctrlPr>
+        </m:oMathPr>
         <m:r>
           <m:t>a</m:t>
         </m:r>
@@ -17721,9 +19038,9 @@
         </w:pict>
       </w:r>
     </w:p>
-    <w:bookmarkEnd w:id="52"/>
-    <w:bookmarkEnd w:id="53"/>
-    <w:bookmarkStart w:id="54" w:name="十二参考答案与提示"/>
+    <w:bookmarkEnd w:id="97"/>
+    <w:bookmarkEnd w:id="98"/>
+    <w:bookmarkStart w:id="99" w:name="十二参考答案与提示"/>
     <w:p>
       <w:pPr>
         <w:pStyle w:val="Heading2"/>
@@ -17849,6 +19166,14 @@
         <w:t xml:space="preserve"> </w:t>
       </w:r>
       <m:oMath>
+        <m:oMathPr>
+          <m:ctrlPr>
+            <w:rPr>
+              <w:sz w:val="28"/>
+              <w:szCs w:val="28"/>
+            </w:rPr>
+          </m:ctrlPr>
+        </m:oMathPr>
         <m:r>
           <m:t>8</m:t>
         </m:r>
@@ -17917,6 +19242,14 @@
         <w:t xml:space="preserve">个原子。分数坐标：</w:t>
       </w:r>
       <m:oMath>
+        <m:oMathPr>
+          <m:ctrlPr>
+            <w:rPr>
+              <w:sz w:val="28"/>
+              <w:szCs w:val="28"/>
+            </w:rPr>
+          </m:ctrlPr>
+        </m:oMathPr>
         <m:r>
           <m:rPr>
             <m:sty m:val="p"/>
@@ -17955,6 +19288,14 @@
         <w:t xml:space="preserve">、</w:t>
       </w:r>
       <m:oMath>
+        <m:oMathPr>
+          <m:ctrlPr>
+            <w:rPr>
+              <w:sz w:val="28"/>
+              <w:szCs w:val="28"/>
+            </w:rPr>
+          </m:ctrlPr>
+        </m:oMathPr>
         <m:r>
           <m:rPr>
             <m:sty m:val="p"/>
@@ -18011,6 +19352,14 @@
         <w:t xml:space="preserve">、</w:t>
       </w:r>
       <m:oMath>
+        <m:oMathPr>
+          <m:ctrlPr>
+            <w:rPr>
+              <w:sz w:val="28"/>
+              <w:szCs w:val="28"/>
+            </w:rPr>
+          </m:ctrlPr>
+        </m:oMathPr>
         <m:r>
           <m:rPr>
             <m:sty m:val="p"/>
@@ -18067,6 +19416,14 @@
         <w:t xml:space="preserve">、</w:t>
       </w:r>
       <m:oMath>
+        <m:oMathPr>
+          <m:ctrlPr>
+            <w:rPr>
+              <w:sz w:val="28"/>
+              <w:szCs w:val="28"/>
+            </w:rPr>
+          </m:ctrlPr>
+        </m:oMathPr>
         <m:r>
           <m:rPr>
             <m:sty m:val="p"/>
@@ -18255,6 +19612,14 @@
         <w:t xml:space="preserve">化学式：</w:t>
       </w:r>
       <m:oMath>
+        <m:oMathPr>
+          <m:ctrlPr>
+            <w:rPr>
+              <w:sz w:val="28"/>
+              <w:szCs w:val="28"/>
+            </w:rPr>
+          </m:ctrlPr>
+        </m:oMathPr>
         <m:sSub>
           <m:e>
             <m:r>
@@ -18380,6 +19745,14 @@
         <w:t xml:space="preserve"> </w:t>
       </w:r>
       <m:oMath>
+        <m:oMathPr>
+          <m:ctrlPr>
+            <w:rPr>
+              <w:sz w:val="28"/>
+              <w:szCs w:val="28"/>
+            </w:rPr>
+          </m:ctrlPr>
+        </m:oMathPr>
         <m:r>
           <m:rPr>
             <m:sty m:val="p"/>
@@ -18424,6 +19797,14 @@
         <w:t xml:space="preserve"> </w:t>
       </w:r>
       <m:oMath>
+        <m:oMathPr>
+          <m:ctrlPr>
+            <w:rPr>
+              <w:sz w:val="28"/>
+              <w:szCs w:val="28"/>
+            </w:rPr>
+          </m:ctrlPr>
+        </m:oMathPr>
         <m:r>
           <m:rPr>
             <m:sty m:val="p"/>
@@ -18480,6 +19861,14 @@
         <w:t xml:space="preserve">、</w:t>
       </w:r>
       <m:oMath>
+        <m:oMathPr>
+          <m:ctrlPr>
+            <w:rPr>
+              <w:sz w:val="28"/>
+              <w:szCs w:val="28"/>
+            </w:rPr>
+          </m:ctrlPr>
+        </m:oMathPr>
         <m:r>
           <m:rPr>
             <m:sty m:val="p"/>
@@ -18536,6 +19925,14 @@
         <w:t xml:space="preserve">、</w:t>
       </w:r>
       <m:oMath>
+        <m:oMathPr>
+          <m:ctrlPr>
+            <w:rPr>
+              <w:sz w:val="28"/>
+              <w:szCs w:val="28"/>
+            </w:rPr>
+          </m:ctrlPr>
+        </m:oMathPr>
         <m:r>
           <m:rPr>
             <m:sty m:val="p"/>
@@ -18598,6 +19995,14 @@
         <w:t xml:space="preserve"> </w:t>
       </w:r>
       <m:oMath>
+        <m:oMathPr>
+          <m:ctrlPr>
+            <w:rPr>
+              <w:sz w:val="28"/>
+              <w:szCs w:val="28"/>
+            </w:rPr>
+          </m:ctrlPr>
+        </m:oMathPr>
         <m:r>
           <m:rPr>
             <m:sty m:val="p"/>
@@ -18724,6 +20129,14 @@
         <w:t xml:space="preserve"> </w:t>
       </w:r>
       <m:oMath>
+        <m:oMathPr>
+          <m:ctrlPr>
+            <w:rPr>
+              <w:sz w:val="28"/>
+              <w:szCs w:val="28"/>
+            </w:rPr>
+          </m:ctrlPr>
+        </m:oMathPr>
         <m:r>
           <m:rPr>
             <m:sty m:val="p"/>
@@ -18921,6 +20334,14 @@
         <w:t xml:space="preserve">，</w:t>
       </w:r>
       <m:oMath>
+        <m:oMathPr>
+          <m:ctrlPr>
+            <w:rPr>
+              <w:sz w:val="28"/>
+              <w:szCs w:val="28"/>
+            </w:rPr>
+          </m:ctrlPr>
+        </m:oMathPr>
         <m:r>
           <m:t>α</m:t>
         </m:r>
@@ -19075,6 +20496,14 @@
         <w:t xml:space="preserve"> </w:t>
       </w:r>
       <m:oMath>
+        <m:oMathPr>
+          <m:ctrlPr>
+            <w:rPr>
+              <w:sz w:val="28"/>
+              <w:szCs w:val="28"/>
+            </w:rPr>
+          </m:ctrlPr>
+        </m:oMathPr>
         <m:r>
           <m:t>ρ</m:t>
         </m:r>
@@ -19134,6 +20563,14 @@
         <w:t xml:space="preserve"> </w:t>
       </w:r>
       <m:oMath>
+        <m:oMathPr>
+          <m:ctrlPr>
+            <w:rPr>
+              <w:sz w:val="28"/>
+              <w:szCs w:val="28"/>
+            </w:rPr>
+          </m:ctrlPr>
+        </m:oMathPr>
         <m:sSub>
           <m:e>
             <m:r>
@@ -19214,6 +20651,14 @@
         <w:t xml:space="preserve">、</w:t>
       </w:r>
       <m:oMath>
+        <m:oMathPr>
+          <m:ctrlPr>
+            <w:rPr>
+              <w:sz w:val="28"/>
+              <w:szCs w:val="28"/>
+            </w:rPr>
+          </m:ctrlPr>
+        </m:oMathPr>
         <m:r>
           <m:t>a</m:t>
         </m:r>
@@ -19502,6 +20947,14 @@
         <w:t xml:space="preserve"> </w:t>
       </w:r>
       <m:oMath>
+        <m:oMathPr>
+          <m:ctrlPr>
+            <w:rPr>
+              <w:sz w:val="28"/>
+              <w:szCs w:val="28"/>
+            </w:rPr>
+          </m:ctrlPr>
+        </m:oMathPr>
         <m:r>
           <m:t>ρ</m:t>
         </m:r>
@@ -19608,8 +21061,8 @@
         </w:pict>
       </w:r>
     </w:p>
-    <w:bookmarkEnd w:id="54"/>
-    <w:bookmarkStart w:id="55" w:name="十三延伸阅读"/>
+    <w:bookmarkEnd w:id="99"/>
+    <w:bookmarkStart w:id="100" w:name="十三延伸阅读"/>
     <w:p>
       <w:pPr>
         <w:pStyle w:val="Heading2"/>
@@ -19790,8 +21243,8 @@
         </w:pict>
       </w:r>
     </w:p>
-    <w:bookmarkEnd w:id="55"/>
-    <w:bookmarkEnd w:id="56"/>
+    <w:bookmarkEnd w:id="100"/>
+    <w:bookmarkEnd w:id="101"/>
     <w:sectPr>
       <w:footerReference w:type="default" r:id="rId9"/>
       <w:footnotePr>
